--- a/docs/TECHNICAL_PAPER.docx
+++ b/docs/TECHNICAL_PAPER.docx
@@ -23,7 +23,47 @@
         <w:pStyle w:val="Author"/>
       </w:pPr>
       <w:r>
-        <w:t xml:space="preserve">The Spoken History Project (spokenhistory.org)</w:t>
+        <w:t xml:space="preserve">Dustin O'Hara, PhD (Principal Investigator &amp; Project Director)</w:t>
+      </w:r>
+    </w:p>
+    <w:p>
+      <w:pPr>
+        <w:pStyle w:val="Author"/>
+      </w:pPr>
+      <w:r>
+        <w:t xml:space="preserve">Jack Sovelove (Co-Principal Investigator &amp; Software Developer)</w:t>
+      </w:r>
+    </w:p>
+    <w:p>
+      <w:pPr>
+        <w:pStyle w:val="Author"/>
+      </w:pPr>
+      <w:r>
+        <w:t xml:space="preserve">Eric Allione (AI Engineering Lead)</w:t>
+      </w:r>
+    </w:p>
+    <w:p>
+      <w:pPr>
+        <w:pStyle w:val="Author"/>
+      </w:pPr>
+      <w:r>
+        <w:t xml:space="preserve">Sophia Zhuk (Software Developer)</w:t>
+      </w:r>
+    </w:p>
+    <w:p>
+      <w:pPr>
+        <w:pStyle w:val="Author"/>
+      </w:pPr>
+      <w:r>
+        <w:t xml:space="preserve">University of California, Los Angeles</w:t>
+      </w:r>
+    </w:p>
+    <w:p>
+      <w:pPr>
+        <w:pStyle w:val="Author"/>
+      </w:pPr>
+      <w:r>
+        <w:t xml:space="preserve">Prepared under the supervision of the Library of Congress</w:t>
       </w:r>
     </w:p>
     <w:p>
@@ -31,42 +71,7 @@
         <w:pStyle w:val="Date"/>
       </w:pPr>
       <w:r>
-        <w:t xml:space="preserve">2026-06-10</w:t>
-      </w:r>
-    </w:p>
-    <w:sdt>
-      <w:sdtPr>
-        <w:docPartObj>
-          <w:docPartGallery w:val="Table of Contents"/>
-          <w:docPartUnique/>
-        </w:docPartObj>
-      </w:sdtPr>
-      <w:sdtContent>
-        <w:p>
-          <w:pPr>
-            <w:pStyle w:val="TOCHeading"/>
-          </w:pPr>
-          <w:r>
-            <w:t xml:space="preserve">Table of Contents</w:t>
-          </w:r>
-        </w:p>
-        <w:p>
-          <w:r>
-            <w:fldChar w:fldCharType="begin" w:dirty="true"/>
-            <w:instrText xml:space="preserve">TOC \o "1-2" \h \z \u</w:instrText>
-            <w:fldChar w:fldCharType="separate"/>
-            <w:fldChar w:fldCharType="end"/>
-          </w:r>
-        </w:p>
-      </w:sdtContent>
-    </w:sdt>
-    <w:bookmarkStart w:id="57" w:name="Xf1d5d16e5eb9b7bd73ce8144a0f326bb44321b6"/>
-    <w:p>
-      <w:pPr>
-        <w:pStyle w:val="Heading1"/>
-      </w:pPr>
-      <w:r>
-        <w:t xml:space="preserve">Time-Anchored Testimony: The Technical Architecture of an AI-Curated Civil Rights Oral History Archive</w:t>
+        <w:t xml:space="preserve">10 June 2026</w:t>
       </w:r>
     </w:p>
     <w:p>
@@ -99,7 +104,7 @@
         <w:t xml:space="preserve"> </w:t>
       </w:r>
       <w:r>
-        <w:t xml:space="preserve">on 2026-06-10 unless a different as-of date is stated. Counts that track a growing corpus (vector totals, catalog sizes) are snapshots and carry their dates. Appendix A inventories every number with its source artifact.</w:t>
+        <w:t xml:space="preserve">on 2026-06-10 unless a different as-of date is stated. Counts that track a growing corpus (vector totals, catalog sizes) are snapshots and carry their dates. Appendix A inventories every number with its source artifact. Citations follow MLA style (9th edition): archival recordings are identified in the text by their Library of Congress item identifiers, with full entries in the Works Cited.</w:t>
       </w:r>
     </w:p>
     <w:bookmarkStart w:id="9" w:name="abstract"/>
@@ -360,7 +365,7 @@
         <w:t xml:space="preserve"> </w:t>
       </w:r>
       <w:r>
-        <w:t xml:space="preserve">from the Library of Congress Civil Rights History Project collection (American Folklife Center, AFC 2010/039), produced in collaboration with the Smithsonian NMAAHC. Entry identifiers span 1 to 142 with two deliberate gaps (31, a duplicate identifier whose interview is carried as the joint entry 75, and 95, a multi-speaker joint interview whose source directory arrived empty), a detail worth recording because computing the corpus size from the maximum identifier is a recurring error. The full LoC collection is approximately 145 items; this corpus holds the 140 with usable transcripts, roughly 250 hours of video and two million words of spoken testimony (1.98 million words in the corrected transcripts; the LoC editions of the same interviews run 2.16 million). Some project materials describe the collection as 600 or more hours; the published collection's own time-anchored data measures a factor of 2.5 lower, and this paper uses the measured figures throughout.</w:t>
+        <w:t xml:space="preserve">from the Library of Congress Civil Rights History Project collection (American Folklife Center, AFC 2010/039), produced in collaboration with the Smithsonian NMAAHC. Entry identifiers span 1 to 142 with two deliberate gaps (31, a duplicate identifier whose interview is carried as the joint entry 75, and 95, a multi-speaker joint interview whose source directory arrived empty), a detail worth recording because computing the corpus size from the maximum identifier is a recurring error. The full LoC collection is approximately 145 items; this corpus holds the 140 with usable transcripts, roughly 250 hours of video and two million words of spoken testimony (1.98 million words in the corrected transcripts; the LoC editions of the same interviews run 2.16 million). Earlier project materials described the collection as 600 or more hours; the published collection's own time-anchored data measures a factor of 2.5 lower, this paper uses the measured figures throughout, and the project's documentation was corrected to match on 2026-06-10.</w:t>
       </w:r>
     </w:p>
     <w:p>
@@ -540,7 +545,7 @@
         <w:pStyle w:val="BodyText"/>
       </w:pPr>
       <w:r>
-        <w:t xml:space="preserve">The temporal grid comes from Whisper ASR. Each interview was transcribed into a triple of formats (</w:t>
+        <w:t xml:space="preserve">The temporal grid comes from Whisper ASR (Radford et al.). Each interview was transcribed into a triple of formats (</w:t>
       </w:r>
       <w:r>
         <w:rPr>
@@ -3287,6 +3292,8 @@
           <w:p>
             <w:pPr>
               <w:pStyle w:val="Compact"/>
+              <w:spacing w:line="240" w:lineRule="auto"/>
+              <w:ind w:firstLine="0"/>
             </w:pPr>
             <w:r>
               <w:t xml:space="preserve">Capability</w:t>
@@ -3298,6 +3305,8 @@
           <w:p>
             <w:pPr>
               <w:pStyle w:val="Compact"/>
+              <w:spacing w:line="240" w:lineRule="auto"/>
+              <w:ind w:firstLine="0"/>
             </w:pPr>
             <w:r>
               <w:t xml:space="preserve">Legacy presentation</w:t>
@@ -3309,6 +3318,8 @@
           <w:p>
             <w:pPr>
               <w:pStyle w:val="Compact"/>
+              <w:spacing w:line="240" w:lineRule="auto"/>
+              <w:ind w:firstLine="0"/>
             </w:pPr>
             <w:r>
               <w:t xml:space="preserve">This system</w:t>
@@ -3322,6 +3333,8 @@
           <w:p>
             <w:pPr>
               <w:pStyle w:val="Compact"/>
+              <w:spacing w:line="240" w:lineRule="auto"/>
+              <w:ind w:firstLine="0"/>
             </w:pPr>
             <w:r>
               <w:t xml:space="preserve">Find testimony by meaning</w:t>
@@ -3333,6 +3346,8 @@
           <w:p>
             <w:pPr>
               <w:pStyle w:val="Compact"/>
+              <w:spacing w:line="240" w:lineRule="auto"/>
+              <w:ind w:firstLine="0"/>
             </w:pPr>
             <w:r>
               <w:t xml:space="preserve">Catalog keyword search over item metadata</w:t>
@@ -3344,6 +3359,8 @@
           <w:p>
             <w:pPr>
               <w:pStyle w:val="Compact"/>
+              <w:spacing w:line="240" w:lineRule="auto"/>
+              <w:ind w:firstLine="0"/>
             </w:pPr>
             <w:r>
               <w:t xml:space="preserve">Semantic search over 15,687 time-anchored passages, reranked, with</w:t>
@@ -3372,6 +3389,8 @@
           <w:p>
             <w:pPr>
               <w:pStyle w:val="Compact"/>
+              <w:spacing w:line="240" w:lineRule="auto"/>
+              <w:ind w:firstLine="0"/>
             </w:pPr>
             <w:r>
               <w:t xml:space="preserve">Address a moment</w:t>
@@ -3383,6 +3402,8 @@
           <w:p>
             <w:pPr>
               <w:pStyle w:val="Compact"/>
+              <w:spacing w:line="240" w:lineRule="auto"/>
+              <w:ind w:firstLine="0"/>
             </w:pPr>
             <w:r>
               <w:t xml:space="preserve">Item-level URL for a multi-hour video</w:t>
@@ -3394,6 +3415,8 @@
           <w:p>
             <w:pPr>
               <w:pStyle w:val="Compact"/>
+              <w:spacing w:line="240" w:lineRule="auto"/>
+              <w:ind w:firstLine="0"/>
             </w:pPr>
             <w:r>
               <w:rPr>
@@ -3416,6 +3439,8 @@
           <w:p>
             <w:pPr>
               <w:pStyle w:val="Compact"/>
+              <w:spacing w:line="240" w:lineRule="auto"/>
+              <w:ind w:firstLine="0"/>
             </w:pPr>
             <w:r>
               <w:t xml:space="preserve">Verify a quotation</w:t>
@@ -3427,6 +3452,8 @@
           <w:p>
             <w:pPr>
               <w:pStyle w:val="Compact"/>
+              <w:spacing w:line="240" w:lineRule="auto"/>
+              <w:ind w:firstLine="0"/>
             </w:pPr>
             <w:r>
               <w:t xml:space="preserve">Read the PDF, scrub the video</w:t>
@@ -3438,6 +3465,8 @@
           <w:p>
             <w:pPr>
               <w:pStyle w:val="Compact"/>
+              <w:spacing w:line="240" w:lineRule="auto"/>
+              <w:ind w:firstLine="0"/>
             </w:pPr>
             <w:r>
               <w:t xml:space="preserve">1,021 catalog quotes machine-verified verbatim against healed transcripts; any passage replays as a bounded clip from LoC's own stream</w:t>
@@ -3451,6 +3480,8 @@
           <w:p>
             <w:pPr>
               <w:pStyle w:val="Compact"/>
+              <w:spacing w:line="240" w:lineRule="auto"/>
+              <w:ind w:firstLine="0"/>
             </w:pPr>
             <w:r>
               <w:t xml:space="preserve">Trust the transcript</w:t>
@@ -3462,6 +3493,8 @@
           <w:p>
             <w:pPr>
               <w:pStyle w:val="Compact"/>
+              <w:spacing w:line="240" w:lineRule="auto"/>
+              <w:ind w:firstLine="0"/>
             </w:pPr>
             <w:r>
               <w:t xml:space="preserve">One unversioned text, error rate unknown and unstated</w:t>
@@ -3473,6 +3506,8 @@
           <w:p>
             <w:pPr>
               <w:pStyle w:val="Compact"/>
+              <w:spacing w:line="240" w:lineRule="auto"/>
+              <w:ind w:firstLine="0"/>
             </w:pPr>
             <w:r>
               <w:t xml:space="preserve">Dual-fidelity record: LoC-authoritative names inside a verbatim ASR layer, 185,091 divergences individually classified (heal, preserve verbatim, or defer to expert review), per-entry uncertainty tiers stated on every result the audit metadata covers (Section 14)</w:t>
@@ -3486,6 +3521,8 @@
           <w:p>
             <w:pPr>
               <w:pStyle w:val="Compact"/>
+              <w:spacing w:line="240" w:lineRule="auto"/>
+              <w:ind w:firstLine="0"/>
             </w:pPr>
             <w:r>
               <w:t xml:space="preserve">See structure</w:t>
@@ -3497,6 +3534,8 @@
           <w:p>
             <w:pPr>
               <w:pStyle w:val="Compact"/>
+              <w:spacing w:line="240" w:lineRule="auto"/>
+              <w:ind w:firstLine="0"/>
             </w:pPr>
             <w:r>
               <w:t xml:space="preserve">A finding aid listing interviews</w:t>
@@ -3508,6 +3547,8 @@
           <w:p>
             <w:pPr>
               <w:pStyle w:val="Compact"/>
+              <w:spacing w:line="240" w:lineRule="auto"/>
+              <w:ind w:firstLine="0"/>
             </w:pPr>
             <w:r>
               <w:t xml:space="preserve">Constellation, 7 concept axes, 30 clusters, per-passage cross-interview neighbors, an influence graph with never-interviewed figures as nodes</w:t>
@@ -3521,6 +3562,8 @@
           <w:p>
             <w:pPr>
               <w:pStyle w:val="Compact"/>
+              <w:spacing w:line="240" w:lineRule="auto"/>
+              <w:ind w:firstLine="0"/>
             </w:pPr>
             <w:r>
               <w:t xml:space="preserve">Assemble teaching material</w:t>
@@ -3532,6 +3575,8 @@
           <w:p>
             <w:pPr>
               <w:pStyle w:val="Compact"/>
+              <w:spacing w:line="240" w:lineRule="auto"/>
+              <w:ind w:firstLine="0"/>
             </w:pPr>
             <w:r>
               <w:t xml:space="preserve">Manual excerpting, no time anchors</w:t>
@@ -3543,6 +3588,8 @@
           <w:p>
             <w:pPr>
               <w:pStyle w:val="Compact"/>
+              <w:spacing w:line="240" w:lineRule="auto"/>
+              <w:ind w:firstLine="0"/>
             </w:pPr>
             <w:r>
               <w:t xml:space="preserve">95 curated cross-interview playlists; a grade-tuned K-12 lesson generator built from bounded primary-source clips</w:t>
@@ -3556,6 +3603,8 @@
           <w:p>
             <w:pPr>
               <w:pStyle w:val="Compact"/>
+              <w:spacing w:line="240" w:lineRule="auto"/>
+              <w:ind w:firstLine="0"/>
             </w:pPr>
             <w:r>
               <w:t xml:space="preserve">Cite properly</w:t>
@@ -3567,6 +3616,8 @@
           <w:p>
             <w:pPr>
               <w:pStyle w:val="Compact"/>
+              <w:spacing w:line="240" w:lineRule="auto"/>
+              <w:ind w:firstLine="0"/>
             </w:pPr>
             <w:r>
               <w:t xml:space="preserve">Hand-compose from catalog metadata</w:t>
@@ -3578,6 +3629,8 @@
           <w:p>
             <w:pPr>
               <w:pStyle w:val="Compact"/>
+              <w:spacing w:line="240" w:lineRule="auto"/>
+              <w:ind w:firstLine="0"/>
             </w:pPr>
             <w:r>
               <w:t xml:space="preserve">Pre-formatted Chicago citation with LoC item URL and timestamp range on every payload, in the UI and over the API</w:t>
@@ -3591,6 +3644,8 @@
           <w:p>
             <w:pPr>
               <w:pStyle w:val="Compact"/>
+              <w:spacing w:line="240" w:lineRule="auto"/>
+              <w:ind w:firstLine="0"/>
             </w:pPr>
             <w:r>
               <w:t xml:space="preserve">Machine access</w:t>
@@ -3602,6 +3657,8 @@
           <w:p>
             <w:pPr>
               <w:pStyle w:val="Compact"/>
+              <w:spacing w:line="240" w:lineRule="auto"/>
+              <w:ind w:firstLine="0"/>
             </w:pPr>
             <w:r>
               <w:t xml:space="preserve">None; scraping</w:t>
@@ -3613,6 +3670,8 @@
           <w:p>
             <w:pPr>
               <w:pStyle w:val="Compact"/>
+              <w:spacing w:line="240" w:lineRule="auto"/>
+              <w:ind w:firstLine="0"/>
             </w:pPr>
             <w:r>
               <w:t xml:space="preserve">A public MCP server: 8 tools, citation-grade payloads, audit provenance on every audited passage (Section 14)</w:t>
@@ -3626,6 +3685,8 @@
           <w:p>
             <w:pPr>
               <w:pStyle w:val="Compact"/>
+              <w:spacing w:line="240" w:lineRule="auto"/>
+              <w:ind w:firstLine="0"/>
             </w:pPr>
             <w:r>
               <w:t xml:space="preserve">Institutional accountability</w:t>
@@ -3637,6 +3698,8 @@
           <w:p>
             <w:pPr>
               <w:pStyle w:val="Compact"/>
+              <w:spacing w:line="240" w:lineRule="auto"/>
+              <w:ind w:firstLine="0"/>
             </w:pPr>
             <w:r>
               <w:t xml:space="preserve">Trust the archive</w:t>
@@ -3648,6 +3711,8 @@
           <w:p>
             <w:pPr>
               <w:pStyle w:val="Compact"/>
+              <w:spacing w:line="240" w:lineRule="auto"/>
+              <w:ind w:firstLine="0"/>
             </w:pPr>
             <w:r>
               <w:t xml:space="preserve">A replayable audit chain: raw plus overlay regenerates the corpus; per-entry stage files; a standing report of every disagreement with the source institution</w:t>
@@ -3986,6 +4051,8 @@
           <w:p>
             <w:pPr>
               <w:pStyle w:val="Compact"/>
+              <w:spacing w:line="240" w:lineRule="auto"/>
+              <w:ind w:firstLine="0"/>
             </w:pPr>
             <w:r>
               <w:t xml:space="preserve">Figure</w:t>
@@ -3997,6 +4064,8 @@
           <w:p>
             <w:pPr>
               <w:pStyle w:val="Compact"/>
+              <w:spacing w:line="240" w:lineRule="auto"/>
+              <w:ind w:firstLine="0"/>
             </w:pPr>
             <w:r>
               <w:t xml:space="preserve">Value</w:t>
@@ -4008,6 +4077,8 @@
           <w:p>
             <w:pPr>
               <w:pStyle w:val="Compact"/>
+              <w:spacing w:line="240" w:lineRule="auto"/>
+              <w:ind w:firstLine="0"/>
             </w:pPr>
             <w:r>
               <w:t xml:space="preserve">Source</w:t>
@@ -4019,6 +4090,8 @@
           <w:p>
             <w:pPr>
               <w:pStyle w:val="Compact"/>
+              <w:spacing w:line="240" w:lineRule="auto"/>
+              <w:ind w:firstLine="0"/>
             </w:pPr>
             <w:r>
               <w:t xml:space="preserve">Status</w:t>
@@ -4032,6 +4105,8 @@
           <w:p>
             <w:pPr>
               <w:pStyle w:val="Compact"/>
+              <w:spacing w:line="240" w:lineRule="auto"/>
+              <w:ind w:firstLine="0"/>
             </w:pPr>
             <w:r>
               <w:t xml:space="preserve">Interviews in corpus</w:t>
@@ -4043,6 +4118,8 @@
           <w:p>
             <w:pPr>
               <w:pStyle w:val="Compact"/>
+              <w:spacing w:line="240" w:lineRule="auto"/>
+              <w:ind w:firstLine="0"/>
             </w:pPr>
             <w:r>
               <w:t xml:space="preserve">140 (IDs 1-142, gaps at 31 and 95)</w:t>
@@ -4054,6 +4131,8 @@
           <w:p>
             <w:pPr>
               <w:pStyle w:val="Compact"/>
+              <w:spacing w:line="240" w:lineRule="auto"/>
+              <w:ind w:firstLine="0"/>
             </w:pPr>
             <w:r>
               <w:rPr>
@@ -4095,6 +4174,8 @@
           <w:p>
             <w:pPr>
               <w:pStyle w:val="Compact"/>
+              <w:spacing w:line="240" w:lineRule="auto"/>
+              <w:ind w:firstLine="0"/>
             </w:pPr>
             <w:r>
               <w:t xml:space="preserve">Verified 2026-06-10</w:t>
@@ -4108,6 +4189,8 @@
           <w:p>
             <w:pPr>
               <w:pStyle w:val="Compact"/>
+              <w:spacing w:line="240" w:lineRule="auto"/>
+              <w:ind w:firstLine="0"/>
             </w:pPr>
             <w:r>
               <w:t xml:space="preserve">Collection scale</w:t>
@@ -4119,17 +4202,21 @@
           <w:p>
             <w:pPr>
               <w:pStyle w:val="Compact"/>
-            </w:pPr>
-            <w:r>
-              <w:t xml:space="preserve">~250 hours of video (toc.json durations sum to 250.9 h; chapter coverage 239.0 h) and ~2.0M transcribed words in the 140 holdings; full LoC collection ~145 items. Project docs' "600+ hours / ~5M words" could not be reconciled against measured holdings</w:t>
-            </w:r>
-          </w:p>
-        </w:tc>
-        <w:tc>
-          <w:tcPr/>
-          <w:p>
-            <w:pPr>
-              <w:pStyle w:val="Compact"/>
+              <w:spacing w:line="240" w:lineRule="auto"/>
+              <w:ind w:firstLine="0"/>
+            </w:pPr>
+            <w:r>
+              <w:t xml:space="preserve">~250 hours of video (toc.json durations sum to 250.9 h; chapter coverage 239.0 h) and ~2.0M transcribed words in the 140 holdings; full LoC collection ~145 items. Earlier project docs' "600+ hours / ~5M words" could not be reconciled against measured holdings and were corrected project-wide on 2026-06-10</w:t>
+            </w:r>
+          </w:p>
+        </w:tc>
+        <w:tc>
+          <w:tcPr/>
+          <w:p>
+            <w:pPr>
+              <w:pStyle w:val="Compact"/>
+              <w:spacing w:line="240" w:lineRule="auto"/>
+              <w:ind w:firstLine="0"/>
             </w:pPr>
             <w:r>
               <w:rPr>
@@ -4147,6 +4234,8 @@
           <w:p>
             <w:pPr>
               <w:pStyle w:val="Compact"/>
+              <w:spacing w:line="240" w:lineRule="auto"/>
+              <w:ind w:firstLine="0"/>
             </w:pPr>
             <w:r>
               <w:t xml:space="preserve">Verified 2026-06-10</w:t>
@@ -4160,6 +4249,8 @@
           <w:p>
             <w:pPr>
               <w:pStyle w:val="Compact"/>
+              <w:spacing w:line="240" w:lineRule="auto"/>
+              <w:ind w:firstLine="0"/>
             </w:pPr>
             <w:r>
               <w:t xml:space="preserve">Chapters / parts</w:t>
@@ -4171,6 +4262,8 @@
           <w:p>
             <w:pPr>
               <w:pStyle w:val="Compact"/>
+              <w:spacing w:line="240" w:lineRule="auto"/>
+              <w:ind w:firstLine="0"/>
             </w:pPr>
             <w:r>
               <w:t xml:space="preserve">4,932 chapters in 1,387 parts</w:t>
@@ -4182,6 +4275,8 @@
           <w:p>
             <w:pPr>
               <w:pStyle w:val="Compact"/>
+              <w:spacing w:line="240" w:lineRule="auto"/>
+              <w:ind w:firstLine="0"/>
             </w:pPr>
             <w:r>
               <w:rPr>
@@ -4202,6 +4297,8 @@
           <w:p>
             <w:pPr>
               <w:pStyle w:val="Compact"/>
+              <w:spacing w:line="240" w:lineRule="auto"/>
+              <w:ind w:firstLine="0"/>
             </w:pPr>
             <w:r>
               <w:t xml:space="preserve">Verified 2026-06-10</w:t>
@@ -4215,6 +4312,8 @@
           <w:p>
             <w:pPr>
               <w:pStyle w:val="Compact"/>
+              <w:spacing w:line="240" w:lineRule="auto"/>
+              <w:ind w:firstLine="0"/>
             </w:pPr>
             <w:r>
               <w:t xml:space="preserve">Playable clips</w:t>
@@ -4226,6 +4325,8 @@
           <w:p>
             <w:pPr>
               <w:pStyle w:val="Compact"/>
+              <w:spacing w:line="240" w:lineRule="auto"/>
+              <w:ind w:firstLine="0"/>
             </w:pPr>
             <w:r>
               <w:t xml:space="preserve">4,932 (one per chapter)</w:t>
@@ -4237,6 +4338,8 @@
           <w:p>
             <w:pPr>
               <w:pStyle w:val="Compact"/>
+              <w:spacing w:line="240" w:lineRule="auto"/>
+              <w:ind w:firstLine="0"/>
             </w:pPr>
             <w:r>
               <w:rPr>
@@ -4251,6 +4354,8 @@
           <w:p>
             <w:pPr>
               <w:pStyle w:val="Compact"/>
+              <w:spacing w:line="240" w:lineRule="auto"/>
+              <w:ind w:firstLine="0"/>
             </w:pPr>
             <w:r>
               <w:t xml:space="preserve">Verified 2026-06-10</w:t>
@@ -4264,6 +4369,8 @@
           <w:p>
             <w:pPr>
               <w:pStyle w:val="Compact"/>
+              <w:spacing w:line="240" w:lineRule="auto"/>
+              <w:ind w:firstLine="0"/>
             </w:pPr>
             <w:r>
               <w:t xml:space="preserve">Entry 1 scale</w:t>
@@ -4275,6 +4382,8 @@
           <w:p>
             <w:pPr>
               <w:pStyle w:val="Compact"/>
+              <w:spacing w:line="240" w:lineRule="auto"/>
+              <w:ind w:firstLine="0"/>
             </w:pPr>
             <w:r>
               <w:t xml:space="preserve">67 chapters, 8 parts, 8,871-second video; 21,880 our words vs 21,077 LoC; 1,944 cues vs 540 turns; 2,222 divergences, 30 heals</w:t>
@@ -4286,6 +4395,8 @@
           <w:p>
             <w:pPr>
               <w:pStyle w:val="Compact"/>
+              <w:spacing w:line="240" w:lineRule="auto"/>
+              <w:ind w:firstLine="0"/>
             </w:pPr>
             <w:r>
               <w:rPr>
@@ -4312,6 +4423,8 @@
           <w:p>
             <w:pPr>
               <w:pStyle w:val="Compact"/>
+              <w:spacing w:line="240" w:lineRule="auto"/>
+              <w:ind w:firstLine="0"/>
             </w:pPr>
             <w:r>
               <w:t xml:space="preserve">Verified 2026-06-10</w:t>
@@ -4325,6 +4438,8 @@
           <w:p>
             <w:pPr>
               <w:pStyle w:val="Compact"/>
+              <w:spacing w:line="240" w:lineRule="auto"/>
+              <w:ind w:firstLine="0"/>
             </w:pPr>
             <w:r>
               <w:t xml:space="preserve">Master overlay</w:t>
@@ -4336,6 +4451,8 @@
           <w:p>
             <w:pPr>
               <w:pStyle w:val="Compact"/>
+              <w:spacing w:line="240" w:lineRule="auto"/>
+              <w:ind w:firstLine="0"/>
             </w:pPr>
             <w:r>
               <w:t xml:space="preserve">12.9 MB, 66,565 lines</w:t>
@@ -4347,6 +4464,8 @@
           <w:p>
             <w:pPr>
               <w:pStyle w:val="Compact"/>
+              <w:spacing w:line="240" w:lineRule="auto"/>
+              <w:ind w:firstLine="0"/>
             </w:pPr>
             <w:r>
               <w:rPr>
@@ -4361,6 +4480,8 @@
           <w:p>
             <w:pPr>
               <w:pStyle w:val="Compact"/>
+              <w:spacing w:line="240" w:lineRule="auto"/>
+              <w:ind w:firstLine="0"/>
             </w:pPr>
             <w:r>
               <w:t xml:space="preserve">Verified 2026-06-10</w:t>
@@ -4374,6 +4495,8 @@
           <w:p>
             <w:pPr>
               <w:pStyle w:val="Compact"/>
+              <w:spacing w:line="240" w:lineRule="auto"/>
+              <w:ind w:firstLine="0"/>
             </w:pPr>
             <w:r>
               <w:t xml:space="preserve">Cascade row counts</w:t>
@@ -4385,6 +4508,8 @@
           <w:p>
             <w:pPr>
               <w:pStyle w:val="Compact"/>
+              <w:spacing w:line="240" w:lineRule="auto"/>
+              <w:ind w:firstLine="0"/>
             </w:pPr>
             <w:r>
               <w:t xml:space="preserve">~14,500 rows authored (2026-05-25); 16,214 parsed by Layer 5; 6,933 applied</w:t>
@@ -4396,6 +4521,8 @@
           <w:p>
             <w:pPr>
               <w:pStyle w:val="Compact"/>
+              <w:spacing w:line="240" w:lineRule="auto"/>
+              <w:ind w:firstLine="0"/>
             </w:pPr>
             <w:r>
               <w:rPr>
@@ -4422,6 +4549,8 @@
           <w:p>
             <w:pPr>
               <w:pStyle w:val="Compact"/>
+              <w:spacing w:line="240" w:lineRule="auto"/>
+              <w:ind w:firstLine="0"/>
             </w:pPr>
             <w:r>
               <w:t xml:space="preserve">Documentary (dated)</w:t>
@@ -4435,6 +4564,8 @@
           <w:p>
             <w:pPr>
               <w:pStyle w:val="Compact"/>
+              <w:spacing w:line="240" w:lineRule="auto"/>
+              <w:ind w:firstLine="0"/>
             </w:pPr>
             <w:r>
               <w:t xml:space="preserve">Layer 5 self-audit</w:t>
@@ -4446,6 +4577,8 @@
           <w:p>
             <w:pPr>
               <w:pStyle w:val="Compact"/>
+              <w:spacing w:line="240" w:lineRule="auto"/>
+              <w:ind w:firstLine="0"/>
             </w:pPr>
             <w:r>
               <w:t xml:space="preserve">939 phantom rows found; 770 removed</w:t>
@@ -4457,6 +4590,8 @@
           <w:p>
             <w:pPr>
               <w:pStyle w:val="Compact"/>
+              <w:spacing w:line="240" w:lineRule="auto"/>
+              <w:ind w:firstLine="0"/>
             </w:pPr>
             <w:r>
               <w:rPr>
@@ -4471,6 +4606,8 @@
           <w:p>
             <w:pPr>
               <w:pStyle w:val="Compact"/>
+              <w:spacing w:line="240" w:lineRule="auto"/>
+              <w:ind w:firstLine="0"/>
             </w:pPr>
             <w:r>
               <w:t xml:space="preserve">Verified 2026-06-10</w:t>
@@ -4484,6 +4621,8 @@
           <w:p>
             <w:pPr>
               <w:pStyle w:val="Compact"/>
+              <w:spacing w:line="240" w:lineRule="auto"/>
+              <w:ind w:firstLine="0"/>
             </w:pPr>
             <w:r>
               <w:t xml:space="preserve">Whisper failure catalog</w:t>
@@ -4495,6 +4634,8 @@
           <w:p>
             <w:pPr>
               <w:pStyle w:val="Compact"/>
+              <w:spacing w:line="240" w:lineRule="auto"/>
+              <w:ind w:firstLine="0"/>
             </w:pPr>
             <w:r>
               <w:t xml:space="preserve">792 unique patterns</w:t>
@@ -4506,6 +4647,8 @@
           <w:p>
             <w:pPr>
               <w:pStyle w:val="Compact"/>
+              <w:spacing w:line="240" w:lineRule="auto"/>
+              <w:ind w:firstLine="0"/>
             </w:pPr>
             <w:r>
               <w:rPr>
@@ -4526,6 +4669,8 @@
           <w:p>
             <w:pPr>
               <w:pStyle w:val="Compact"/>
+              <w:spacing w:line="240" w:lineRule="auto"/>
+              <w:ind w:firstLine="0"/>
             </w:pPr>
             <w:r>
               <w:t xml:space="preserve">Documentary</w:t>
@@ -4539,6 +4684,8 @@
           <w:p>
             <w:pPr>
               <w:pStyle w:val="Compact"/>
+              <w:spacing w:line="240" w:lineRule="auto"/>
+              <w:ind w:firstLine="0"/>
             </w:pPr>
             <w:r>
               <w:t xml:space="preserve">Ground-truth corpus</w:t>
@@ -4550,6 +4697,8 @@
           <w:p>
             <w:pPr>
               <w:pStyle w:val="Compact"/>
+              <w:spacing w:line="240" w:lineRule="auto"/>
+              <w:ind w:firstLine="0"/>
             </w:pPr>
             <w:r>
               <w:t xml:space="preserve">378 entries, 396 aliases; validator exit 0</w:t>
@@ -4561,6 +4710,8 @@
           <w:p>
             <w:pPr>
               <w:pStyle w:val="Compact"/>
+              <w:spacing w:line="240" w:lineRule="auto"/>
+              <w:ind w:firstLine="0"/>
             </w:pPr>
             <w:r>
               <w:rPr>
@@ -4587,6 +4738,8 @@
           <w:p>
             <w:pPr>
               <w:pStyle w:val="Compact"/>
+              <w:spacing w:line="240" w:lineRule="auto"/>
+              <w:ind w:firstLine="0"/>
             </w:pPr>
             <w:r>
               <w:t xml:space="preserve">Verified 2026-06-10 (live run)</w:t>
@@ -4600,6 +4753,8 @@
           <w:p>
             <w:pPr>
               <w:pStyle w:val="Compact"/>
+              <w:spacing w:line="240" w:lineRule="auto"/>
+              <w:ind w:firstLine="0"/>
             </w:pPr>
             <w:r>
               <w:t xml:space="preserve">Pass 8 coverage (report)</w:t>
@@ -4611,6 +4766,8 @@
           <w:p>
             <w:pPr>
               <w:pStyle w:val="Compact"/>
+              <w:spacing w:line="240" w:lineRule="auto"/>
+              <w:ind w:firstLine="0"/>
             </w:pPr>
             <w:r>
               <w:t xml:space="preserve">127/127 healed; 92 XML, 35 PDF; 0 audio-only</w:t>
@@ -4622,6 +4779,8 @@
           <w:p>
             <w:pPr>
               <w:pStyle w:val="Compact"/>
+              <w:spacing w:line="240" w:lineRule="auto"/>
+              <w:ind w:firstLine="0"/>
             </w:pPr>
             <w:r>
               <w:rPr>
@@ -4636,6 +4795,8 @@
           <w:p>
             <w:pPr>
               <w:pStyle w:val="Compact"/>
+              <w:spacing w:line="240" w:lineRule="auto"/>
+              <w:ind w:firstLine="0"/>
             </w:pPr>
             <w:r>
               <w:t xml:space="preserve">As of 2026-05-25</w:t>
@@ -4649,6 +4810,8 @@
           <w:p>
             <w:pPr>
               <w:pStyle w:val="Compact"/>
+              <w:spacing w:line="240" w:lineRule="auto"/>
+              <w:ind w:firstLine="0"/>
             </w:pPr>
             <w:r>
               <w:t xml:space="preserve">Pass 8 source split (current)</w:t>
@@ -4660,6 +4823,8 @@
           <w:p>
             <w:pPr>
               <w:pStyle w:val="Compact"/>
+              <w:spacing w:line="240" w:lineRule="auto"/>
+              <w:ind w:firstLine="0"/>
             </w:pPr>
             <w:r>
               <w:t xml:space="preserve">104 XML, 36 PDF</w:t>
@@ -4671,6 +4836,8 @@
           <w:p>
             <w:pPr>
               <w:pStyle w:val="Compact"/>
+              <w:spacing w:line="240" w:lineRule="auto"/>
+              <w:ind w:firstLine="0"/>
             </w:pPr>
             <w:r>
               <w:rPr>
@@ -4685,6 +4852,8 @@
           <w:p>
             <w:pPr>
               <w:pStyle w:val="Compact"/>
+              <w:spacing w:line="240" w:lineRule="auto"/>
+              <w:ind w:firstLine="0"/>
             </w:pPr>
             <w:r>
               <w:t xml:space="preserve">Verified 2026-06-10</w:t>
@@ -4698,6 +4867,8 @@
           <w:p>
             <w:pPr>
               <w:pStyle w:val="Compact"/>
+              <w:spacing w:line="240" w:lineRule="auto"/>
+              <w:ind w:firstLine="0"/>
             </w:pPr>
             <w:r>
               <w:t xml:space="preserve">Pass 8 outcomes (current corpus)</w:t>
@@ -4709,6 +4880,8 @@
           <w:p>
             <w:pPr>
               <w:pStyle w:val="Compact"/>
+              <w:spacing w:line="240" w:lineRule="auto"/>
+              <w:ind w:firstLine="0"/>
             </w:pPr>
             <w:r>
               <w:t xml:space="preserve">185,091 divergences; 2,629 healed (1.4%); 49,829 preserved; 132,633 deferred; 0 apply failures; 0 cue-count failures</w:t>
@@ -4720,6 +4893,8 @@
           <w:p>
             <w:pPr>
               <w:pStyle w:val="Compact"/>
+              <w:spacing w:line="240" w:lineRule="auto"/>
+              <w:ind w:firstLine="0"/>
             </w:pPr>
             <w:r>
               <w:rPr>
@@ -4737,6 +4912,8 @@
           <w:p>
             <w:pPr>
               <w:pStyle w:val="Compact"/>
+              <w:spacing w:line="240" w:lineRule="auto"/>
+              <w:ind w:firstLine="0"/>
             </w:pPr>
             <w:r>
               <w:t xml:space="preserve">Verified 2026-06-10 (two independent derivations agree exactly)</w:t>
@@ -4750,6 +4927,8 @@
           <w:p>
             <w:pPr>
               <w:pStyle w:val="Compact"/>
+              <w:spacing w:line="240" w:lineRule="auto"/>
+              <w:ind w:firstLine="0"/>
             </w:pPr>
             <w:r>
               <w:t xml:space="preserve">Auto-heal band</w:t>
@@ -4761,6 +4940,8 @@
           <w:p>
             <w:pPr>
               <w:pStyle w:val="Compact"/>
+              <w:spacing w:line="240" w:lineRule="auto"/>
+              <w:ind w:firstLine="0"/>
             </w:pPr>
             <w:r>
               <w:t xml:space="preserve">similarity ratio in [0.55, 0.95), single capitalized token</w:t>
@@ -4772,6 +4953,8 @@
           <w:p>
             <w:pPr>
               <w:pStyle w:val="Compact"/>
+              <w:spacing w:line="240" w:lineRule="auto"/>
+              <w:ind w:firstLine="0"/>
             </w:pPr>
             <w:r>
               <w:rPr>
@@ -4786,6 +4969,8 @@
           <w:p>
             <w:pPr>
               <w:pStyle w:val="Compact"/>
+              <w:spacing w:line="240" w:lineRule="auto"/>
+              <w:ind w:firstLine="0"/>
             </w:pPr>
             <w:r>
               <w:t xml:space="preserve">Verified 2026-06-10</w:t>
@@ -4799,6 +4984,8 @@
           <w:p>
             <w:pPr>
               <w:pStyle w:val="Compact"/>
+              <w:spacing w:line="240" w:lineRule="auto"/>
+              <w:ind w:firstLine="0"/>
             </w:pPr>
             <w:r>
               <w:t xml:space="preserve">LoC API discipline</w:t>
@@ -4810,6 +4997,8 @@
           <w:p>
             <w:pPr>
               <w:pStyle w:val="Compact"/>
+              <w:spacing w:line="240" w:lineRule="auto"/>
+              <w:ind w:firstLine="0"/>
             </w:pPr>
             <w:r>
               <w:t xml:space="preserve">linear, 1.5 s/request</w:t>
@@ -4821,6 +5010,8 @@
           <w:p>
             <w:pPr>
               <w:pStyle w:val="Compact"/>
+              <w:spacing w:line="240" w:lineRule="auto"/>
+              <w:ind w:firstLine="0"/>
             </w:pPr>
             <w:r>
               <w:rPr>
@@ -4847,6 +5038,8 @@
           <w:p>
             <w:pPr>
               <w:pStyle w:val="Compact"/>
+              <w:spacing w:line="240" w:lineRule="auto"/>
+              <w:ind w:firstLine="0"/>
             </w:pPr>
             <w:r>
               <w:t xml:space="preserve">Verified 2026-06-10</w:t>
@@ -4860,6 +5053,8 @@
           <w:p>
             <w:pPr>
               <w:pStyle w:val="Compact"/>
+              <w:spacing w:line="240" w:lineRule="auto"/>
+              <w:ind w:firstLine="0"/>
             </w:pPr>
             <w:r>
               <w:t xml:space="preserve">Audit-vs-LoC disagreements</w:t>
@@ -4871,6 +5066,8 @@
           <w:p>
             <w:pPr>
               <w:pStyle w:val="Compact"/>
+              <w:spacing w:line="240" w:lineRule="auto"/>
+              <w:ind w:firstLine="0"/>
             </w:pPr>
             <w:r>
               <w:t xml:space="preserve">710 across 114 entries (report); 711 live</w:t>
@@ -4882,6 +5079,8 @@
           <w:p>
             <w:pPr>
               <w:pStyle w:val="Compact"/>
+              <w:spacing w:line="240" w:lineRule="auto"/>
+              <w:ind w:firstLine="0"/>
             </w:pPr>
             <w:r>
               <w:rPr>
@@ -4899,6 +5098,8 @@
           <w:p>
             <w:pPr>
               <w:pStyle w:val="Compact"/>
+              <w:spacing w:line="240" w:lineRule="auto"/>
+              <w:ind w:firstLine="0"/>
             </w:pPr>
             <w:r>
               <w:t xml:space="preserve">As of 2026-05-25 / 2026-06-10</w:t>
@@ -4912,6 +5113,8 @@
           <w:p>
             <w:pPr>
               <w:pStyle w:val="Compact"/>
+              <w:spacing w:line="240" w:lineRule="auto"/>
+              <w:ind w:firstLine="0"/>
             </w:pPr>
             <w:r>
               <w:t xml:space="preserve">Backported P8 rows</w:t>
@@ -4923,6 +5126,8 @@
           <w:p>
             <w:pPr>
               <w:pStyle w:val="Compact"/>
+              <w:spacing w:line="240" w:lineRule="auto"/>
+              <w:ind w:firstLine="0"/>
             </w:pPr>
             <w:r>
               <w:t xml:space="preserve">2,518</w:t>
@@ -4934,6 +5139,8 @@
           <w:p>
             <w:pPr>
               <w:pStyle w:val="Compact"/>
+              <w:spacing w:line="240" w:lineRule="auto"/>
+              <w:ind w:firstLine="0"/>
             </w:pPr>
             <w:r>
               <w:t xml:space="preserve">master overlay row count</w:t>
@@ -4945,6 +5152,8 @@
           <w:p>
             <w:pPr>
               <w:pStyle w:val="Compact"/>
+              <w:spacing w:line="240" w:lineRule="auto"/>
+              <w:ind w:firstLine="0"/>
             </w:pPr>
             <w:r>
               <w:t xml:space="preserve">Verified 2026-06-10</w:t>
@@ -4958,6 +5167,8 @@
           <w:p>
             <w:pPr>
               <w:pStyle w:val="Compact"/>
+              <w:spacing w:line="240" w:lineRule="auto"/>
+              <w:ind w:firstLine="0"/>
             </w:pPr>
             <w:r>
               <w:t xml:space="preserve">Onboarding stages</w:t>
@@ -4969,6 +5180,8 @@
           <w:p>
             <w:pPr>
               <w:pStyle w:val="Compact"/>
+              <w:spacing w:line="240" w:lineRule="auto"/>
+              <w:ind w:firstLine="0"/>
             </w:pPr>
             <w:r>
               <w:t xml:space="preserve">16 named stages; hard stops at stages 8 and 9</w:t>
@@ -4980,6 +5193,8 @@
           <w:p>
             <w:pPr>
               <w:pStyle w:val="Compact"/>
+              <w:spacing w:line="240" w:lineRule="auto"/>
+              <w:ind w:firstLine="0"/>
             </w:pPr>
             <w:r>
               <w:rPr>
@@ -5003,6 +5218,8 @@
           <w:p>
             <w:pPr>
               <w:pStyle w:val="Compact"/>
+              <w:spacing w:line="240" w:lineRule="auto"/>
+              <w:ind w:firstLine="0"/>
             </w:pPr>
             <w:r>
               <w:t xml:space="preserve">Verified 2026-06-10</w:t>
@@ -5016,6 +5233,8 @@
           <w:p>
             <w:pPr>
               <w:pStyle w:val="Compact"/>
+              <w:spacing w:line="240" w:lineRule="auto"/>
+              <w:ind w:firstLine="0"/>
             </w:pPr>
             <w:r>
               <w:t xml:space="preserve">Cascade token cost</w:t>
@@ -5027,6 +5246,8 @@
           <w:p>
             <w:pPr>
               <w:pStyle w:val="Compact"/>
+              <w:spacing w:line="240" w:lineRule="auto"/>
+              <w:ind w:firstLine="0"/>
             </w:pPr>
             <w:r>
               <w:t xml:space="preserve">more than $1,000</w:t>
@@ -5038,6 +5259,8 @@
           <w:p>
             <w:pPr>
               <w:pStyle w:val="Compact"/>
+              <w:spacing w:line="240" w:lineRule="auto"/>
+              <w:ind w:firstLine="0"/>
             </w:pPr>
             <w:r>
               <w:rPr>
@@ -5052,6 +5275,8 @@
           <w:p>
             <w:pPr>
               <w:pStyle w:val="Compact"/>
+              <w:spacing w:line="240" w:lineRule="auto"/>
+              <w:ind w:firstLine="0"/>
             </w:pPr>
             <w:r>
               <w:t xml:space="preserve">Documentary</w:t>
@@ -5065,6 +5290,8 @@
           <w:p>
             <w:pPr>
               <w:pStyle w:val="Compact"/>
+              <w:spacing w:line="240" w:lineRule="auto"/>
+              <w:ind w:firstLine="0"/>
             </w:pPr>
             <w:r>
               <w:t xml:space="preserve">Publication gate</w:t>
@@ -5076,6 +5303,8 @@
           <w:p>
             <w:pPr>
               <w:pStyle w:val="Compact"/>
+              <w:spacing w:line="240" w:lineRule="auto"/>
+              <w:ind w:firstLine="0"/>
             </w:pPr>
             <w:r>
               <w:t xml:space="preserve">tuning 80/80 (3 attempts); publication 90/90 both families plus zero unsupported claims; rubric penalty 5 points per invented claim</w:t>
@@ -5087,6 +5316,8 @@
           <w:p>
             <w:pPr>
               <w:pStyle w:val="Compact"/>
+              <w:spacing w:line="240" w:lineRule="auto"/>
+              <w:ind w:firstLine="0"/>
             </w:pPr>
             <w:r>
               <w:rPr>
@@ -5125,6 +5356,8 @@
           <w:p>
             <w:pPr>
               <w:pStyle w:val="Compact"/>
+              <w:spacing w:line="240" w:lineRule="auto"/>
+              <w:ind w:firstLine="0"/>
             </w:pPr>
             <w:r>
               <w:t xml:space="preserve">Verified 2026-06-10</w:t>
@@ -5138,6 +5371,8 @@
           <w:p>
             <w:pPr>
               <w:pStyle w:val="Compact"/>
+              <w:spacing w:line="240" w:lineRule="auto"/>
+              <w:ind w:firstLine="0"/>
             </w:pPr>
             <w:r>
               <w:t xml:space="preserve">Scoring window / review excerpt</w:t>
@@ -5149,6 +5384,8 @@
           <w:p>
             <w:pPr>
               <w:pStyle w:val="Compact"/>
+              <w:spacing w:line="240" w:lineRule="auto"/>
+              <w:ind w:firstLine="0"/>
             </w:pPr>
             <w:r>
               <w:t xml:space="preserve">12,000 chars / 6,000 chars</w:t>
@@ -5160,6 +5397,8 @@
           <w:p>
             <w:pPr>
               <w:pStyle w:val="Compact"/>
+              <w:spacing w:line="240" w:lineRule="auto"/>
+              <w:ind w:firstLine="0"/>
             </w:pPr>
             <w:r>
               <w:rPr>
@@ -5186,6 +5425,8 @@
           <w:p>
             <w:pPr>
               <w:pStyle w:val="Compact"/>
+              <w:spacing w:line="240" w:lineRule="auto"/>
+              <w:ind w:firstLine="0"/>
             </w:pPr>
             <w:r>
               <w:t xml:space="preserve">Verified 2026-06-10</w:t>
@@ -5199,6 +5440,8 @@
           <w:p>
             <w:pPr>
               <w:pStyle w:val="Compact"/>
+              <w:spacing w:line="240" w:lineRule="auto"/>
+              <w:ind w:firstLine="0"/>
             </w:pPr>
             <w:r>
               <w:t xml:space="preserve">Vector index (live)</w:t>
@@ -5210,6 +5453,8 @@
           <w:p>
             <w:pPr>
               <w:pStyle w:val="Compact"/>
+              <w:spacing w:line="240" w:lineRule="auto"/>
+              <w:ind w:firstLine="0"/>
             </w:pPr>
             <w:r>
               <w:t xml:space="preserve">16,759 total = 15,687 passages + 203 person (202 pages + 1 stray index-derived vector) + 869 essay</w:t>
@@ -5221,6 +5466,8 @@
           <w:p>
             <w:pPr>
               <w:pStyle w:val="Compact"/>
+              <w:spacing w:line="240" w:lineRule="auto"/>
+              <w:ind w:firstLine="0"/>
             </w:pPr>
             <w:r>
               <w:t xml:space="preserve">Pinecone</w:t>
@@ -5247,6 +5494,8 @@
           <w:p>
             <w:pPr>
               <w:pStyle w:val="Compact"/>
+              <w:spacing w:line="240" w:lineRule="auto"/>
+              <w:ind w:firstLine="0"/>
             </w:pPr>
             <w:r>
               <w:t xml:space="preserve">Verified 2026-06-10 (prefix counts sum exactly to total)</w:t>
@@ -5260,6 +5509,8 @@
           <w:p>
             <w:pPr>
               <w:pStyle w:val="Compact"/>
+              <w:spacing w:line="240" w:lineRule="auto"/>
+              <w:ind w:firstLine="0"/>
             </w:pPr>
             <w:r>
               <w:t xml:space="preserve">Prune history</w:t>
@@ -5271,6 +5522,8 @@
           <w:p>
             <w:pPr>
               <w:pStyle w:val="Compact"/>
+              <w:spacing w:line="240" w:lineRule="auto"/>
+              <w:ind w:firstLine="0"/>
             </w:pPr>
             <w:r>
               <w:t xml:space="preserve">40,710 to 15,464 (-62%), 25,246 duplicates dropped</w:t>
@@ -5282,6 +5535,8 @@
           <w:p>
             <w:pPr>
               <w:pStyle w:val="Compact"/>
+              <w:spacing w:line="240" w:lineRule="auto"/>
+              <w:ind w:firstLine="0"/>
             </w:pPr>
             <w:r>
               <w:t xml:space="preserve">commit</w:t>
@@ -5314,6 +5569,8 @@
           <w:p>
             <w:pPr>
               <w:pStyle w:val="Compact"/>
+              <w:spacing w:line="240" w:lineRule="auto"/>
+              <w:ind w:firstLine="0"/>
             </w:pPr>
             <w:r>
               <w:t xml:space="preserve">Documentary (2026-05-25)</w:t>
@@ -5327,6 +5584,8 @@
           <w:p>
             <w:pPr>
               <w:pStyle w:val="Compact"/>
+              <w:spacing w:line="240" w:lineRule="auto"/>
+              <w:ind w:firstLine="0"/>
             </w:pPr>
             <w:r>
               <w:t xml:space="preserve">Chunking</w:t>
@@ -5338,6 +5597,8 @@
           <w:p>
             <w:pPr>
               <w:pStyle w:val="Compact"/>
+              <w:spacing w:line="240" w:lineRule="auto"/>
+              <w:ind w:firstLine="0"/>
             </w:pPr>
             <w:r>
               <w:t xml:space="preserve">~60 s / 1,400 chars (time-aware); 1,100 chars / 180 overlap (text); ~280 words (essays)</w:t>
@@ -5349,6 +5610,8 @@
           <w:p>
             <w:pPr>
               <w:pStyle w:val="Compact"/>
+              <w:spacing w:line="240" w:lineRule="auto"/>
+              <w:ind w:firstLine="0"/>
             </w:pPr>
             <w:r>
               <w:rPr>
@@ -5375,6 +5638,8 @@
           <w:p>
             <w:pPr>
               <w:pStyle w:val="Compact"/>
+              <w:spacing w:line="240" w:lineRule="auto"/>
+              <w:ind w:firstLine="0"/>
             </w:pPr>
             <w:r>
               <w:t xml:space="preserve">Verified 2026-06-10</w:t>
@@ -5388,6 +5653,8 @@
           <w:p>
             <w:pPr>
               <w:pStyle w:val="Compact"/>
+              <w:spacing w:line="240" w:lineRule="auto"/>
+              <w:ind w:firstLine="0"/>
             </w:pPr>
             <w:r>
               <w:t xml:space="preserve">Models</w:t>
@@ -5399,6 +5666,8 @@
           <w:p>
             <w:pPr>
               <w:pStyle w:val="Compact"/>
+              <w:spacing w:line="240" w:lineRule="auto"/>
+              <w:ind w:firstLine="0"/>
             </w:pPr>
             <w:r>
               <w:t xml:space="preserve">voyage-3 (1024-dim, cosine), rerank-2</w:t>
@@ -5410,6 +5679,8 @@
           <w:p>
             <w:pPr>
               <w:pStyle w:val="Compact"/>
+              <w:spacing w:line="240" w:lineRule="auto"/>
+              <w:ind w:firstLine="0"/>
             </w:pPr>
             <w:r>
               <w:rPr>
@@ -5427,6 +5698,8 @@
           <w:p>
             <w:pPr>
               <w:pStyle w:val="Compact"/>
+              <w:spacing w:line="240" w:lineRule="auto"/>
+              <w:ind w:firstLine="0"/>
             </w:pPr>
             <w:r>
               <w:t xml:space="preserve">Verified 2026-06-10</w:t>
@@ -5440,6 +5713,8 @@
           <w:p>
             <w:pPr>
               <w:pStyle w:val="Compact"/>
+              <w:spacing w:line="240" w:lineRule="auto"/>
+              <w:ind w:firstLine="0"/>
             </w:pPr>
             <w:r>
               <w:t xml:space="preserve">Retrieval defaults</w:t>
@@ -5451,6 +5726,8 @@
           <w:p>
             <w:pPr>
               <w:pStyle w:val="Compact"/>
+              <w:spacing w:line="240" w:lineRule="auto"/>
+              <w:ind w:firstLine="0"/>
             </w:pPr>
             <w:r>
               <w:t xml:space="preserve">topK 30, topN 8 (max 50), query cap 4,000 chars, 4x dedupe over-fetch</w:t>
@@ -5462,6 +5739,8 @@
           <w:p>
             <w:pPr>
               <w:pStyle w:val="Compact"/>
+              <w:spacing w:line="240" w:lineRule="auto"/>
+              <w:ind w:firstLine="0"/>
             </w:pPr>
             <w:r>
               <w:rPr>
@@ -5476,6 +5755,8 @@
           <w:p>
             <w:pPr>
               <w:pStyle w:val="Compact"/>
+              <w:spacing w:line="240" w:lineRule="auto"/>
+              <w:ind w:firstLine="0"/>
             </w:pPr>
             <w:r>
               <w:t xml:space="preserve">Verified 2026-06-10</w:t>
@@ -5489,6 +5770,8 @@
           <w:p>
             <w:pPr>
               <w:pStyle w:val="Compact"/>
+              <w:spacing w:line="240" w:lineRule="auto"/>
+              <w:ind w:firstLine="0"/>
             </w:pPr>
             <w:r>
               <w:t xml:space="preserve">Infra cost</w:t>
@@ -5500,6 +5783,8 @@
           <w:p>
             <w:pPr>
               <w:pStyle w:val="Compact"/>
+              <w:spacing w:line="240" w:lineRule="auto"/>
+              <w:ind w:firstLine="0"/>
             </w:pPr>
             <w:r>
               <w:t xml:space="preserve">~$22-25/month retrieval substrate; ~$0.80 budgeted full re-embed (measured ~$0.16)</w:t>
@@ -5511,6 +5796,8 @@
           <w:p>
             <w:pPr>
               <w:pStyle w:val="Compact"/>
+              <w:spacing w:line="240" w:lineRule="auto"/>
+              <w:ind w:firstLine="0"/>
             </w:pPr>
             <w:r>
               <w:rPr>
@@ -5546,6 +5833,8 @@
           <w:p>
             <w:pPr>
               <w:pStyle w:val="Compact"/>
+              <w:spacing w:line="240" w:lineRule="auto"/>
+              <w:ind w:firstLine="0"/>
             </w:pPr>
             <w:r>
               <w:t xml:space="preserve">Documentary (2026-05-22)</w:t>
@@ -5559,6 +5848,8 @@
           <w:p>
             <w:pPr>
               <w:pStyle w:val="Compact"/>
+              <w:spacing w:line="240" w:lineRule="auto"/>
+              <w:ind w:firstLine="0"/>
             </w:pPr>
             <w:r>
               <w:t xml:space="preserve">Tier distribution</w:t>
@@ -5570,6 +5861,8 @@
           <w:p>
             <w:pPr>
               <w:pStyle w:val="Compact"/>
+              <w:spacing w:line="240" w:lineRule="auto"/>
+              <w:ind w:firstLine="0"/>
             </w:pPr>
             <w:r>
               <w:t xml:space="preserve">high 133, not-auditable 3, ingestion-only 3, publication-block 1</w:t>
@@ -5581,6 +5874,8 @@
           <w:p>
             <w:pPr>
               <w:pStyle w:val="Compact"/>
+              <w:spacing w:line="240" w:lineRule="auto"/>
+              <w:ind w:firstLine="0"/>
             </w:pPr>
             <w:r>
               <w:rPr>
@@ -5595,6 +5890,8 @@
           <w:p>
             <w:pPr>
               <w:pStyle w:val="Compact"/>
+              <w:spacing w:line="240" w:lineRule="auto"/>
+              <w:ind w:firstLine="0"/>
             </w:pPr>
             <w:r>
               <w:t xml:space="preserve">Verified 2026-06-10</w:t>
@@ -5608,6 +5905,8 @@
           <w:p>
             <w:pPr>
               <w:pStyle w:val="Compact"/>
+              <w:spacing w:line="240" w:lineRule="auto"/>
+              <w:ind w:firstLine="0"/>
             </w:pPr>
             <w:r>
               <w:t xml:space="preserve">Centroids / constellation</w:t>
@@ -5619,6 +5918,8 @@
           <w:p>
             <w:pPr>
               <w:pStyle w:val="Compact"/>
+              <w:spacing w:line="240" w:lineRule="auto"/>
+              <w:ind w:firstLine="0"/>
             </w:pPr>
             <w:r>
               <w:t xml:space="preserve">140 centroids (mean of &lt;=30 chunks, L2-normalized); PCA power iteration</w:t>
@@ -5630,6 +5931,8 @@
           <w:p>
             <w:pPr>
               <w:pStyle w:val="Compact"/>
+              <w:spacing w:line="240" w:lineRule="auto"/>
+              <w:ind w:firstLine="0"/>
             </w:pPr>
             <w:r>
               <w:rPr>
@@ -5668,6 +5971,8 @@
           <w:p>
             <w:pPr>
               <w:pStyle w:val="Compact"/>
+              <w:spacing w:line="240" w:lineRule="auto"/>
+              <w:ind w:firstLine="0"/>
             </w:pPr>
             <w:r>
               <w:t xml:space="preserve">Verified 2026-06-10</w:t>
@@ -5681,6 +5986,8 @@
           <w:p>
             <w:pPr>
               <w:pStyle w:val="Compact"/>
+              <w:spacing w:line="240" w:lineRule="auto"/>
+              <w:ind w:firstLine="0"/>
             </w:pPr>
             <w:r>
               <w:t xml:space="preserve">Concept axes</w:t>
@@ -5692,6 +5999,8 @@
           <w:p>
             <w:pPr>
               <w:pStyle w:val="Compact"/>
+              <w:spacing w:line="240" w:lineRule="auto"/>
+              <w:ind w:firstLine="0"/>
             </w:pPr>
             <w:r>
               <w:t xml:space="preserve">7 axes, 140 positions each; nonviolence raw range [-0.0968, 0.0695]; most pole-A voice Joseph Echols Lowery</w:t>
@@ -5703,6 +6012,8 @@
           <w:p>
             <w:pPr>
               <w:pStyle w:val="Compact"/>
+              <w:spacing w:line="240" w:lineRule="auto"/>
+              <w:ind w:firstLine="0"/>
             </w:pPr>
             <w:r>
               <w:rPr>
@@ -5717,6 +6028,8 @@
           <w:p>
             <w:pPr>
               <w:pStyle w:val="Compact"/>
+              <w:spacing w:line="240" w:lineRule="auto"/>
+              <w:ind w:firstLine="0"/>
             </w:pPr>
             <w:r>
               <w:t xml:space="preserve">Verified 2026-06-10</w:t>
@@ -5730,6 +6043,8 @@
           <w:p>
             <w:pPr>
               <w:pStyle w:val="Compact"/>
+              <w:spacing w:line="240" w:lineRule="auto"/>
+              <w:ind w:firstLine="0"/>
             </w:pPr>
             <w:r>
               <w:t xml:space="preserve">Neighbors</w:t>
@@ -5741,6 +6056,8 @@
           <w:p>
             <w:pPr>
               <w:pStyle w:val="Compact"/>
+              <w:spacing w:line="240" w:lineRule="auto"/>
+              <w:ind w:firstLine="0"/>
             </w:pPr>
             <w:r>
               <w:t xml:space="preserve">top-5 arrays for 136 of 140 entries; Aaron Dixon to Elmer Dixon 0.9286</w:t>
@@ -5752,6 +6069,8 @@
           <w:p>
             <w:pPr>
               <w:pStyle w:val="Compact"/>
+              <w:spacing w:line="240" w:lineRule="auto"/>
+              <w:ind w:firstLine="0"/>
             </w:pPr>
             <w:r>
               <w:rPr>
@@ -5766,6 +6085,8 @@
           <w:p>
             <w:pPr>
               <w:pStyle w:val="Compact"/>
+              <w:spacing w:line="240" w:lineRule="auto"/>
+              <w:ind w:firstLine="0"/>
             </w:pPr>
             <w:r>
               <w:t xml:space="preserve">Verified 2026-06-10</w:t>
@@ -5779,6 +6100,8 @@
           <w:p>
             <w:pPr>
               <w:pStyle w:val="Compact"/>
+              <w:spacing w:line="240" w:lineRule="auto"/>
+              <w:ind w:firstLine="0"/>
             </w:pPr>
             <w:r>
               <w:t xml:space="preserve">Clusters</w:t>
@@ -5790,6 +6113,8 @@
           <w:p>
             <w:pPr>
               <w:pStyle w:val="Compact"/>
+              <w:spacing w:line="240" w:lineRule="auto"/>
+              <w:ind w:firstLine="0"/>
             </w:pPr>
             <w:r>
               <w:t xml:space="preserve">k=30, seed 42, 12 restarts over 136 centroids; 140 members shipped (139-142 by nearest-centroid assignment)</w:t>
@@ -5801,6 +6126,8 @@
           <w:p>
             <w:pPr>
               <w:pStyle w:val="Compact"/>
+              <w:spacing w:line="240" w:lineRule="auto"/>
+              <w:ind w:firstLine="0"/>
             </w:pPr>
             <w:r>
               <w:rPr>
@@ -5839,6 +6166,8 @@
           <w:p>
             <w:pPr>
               <w:pStyle w:val="Compact"/>
+              <w:spacing w:line="240" w:lineRule="auto"/>
+              <w:ind w:firstLine="0"/>
             </w:pPr>
             <w:r>
               <w:t xml:space="preserve">Verified 2026-06-10</w:t>
@@ -5852,6 +6181,8 @@
           <w:p>
             <w:pPr>
               <w:pStyle w:val="Compact"/>
+              <w:spacing w:line="240" w:lineRule="auto"/>
+              <w:ind w:firstLine="0"/>
             </w:pPr>
             <w:r>
               <w:t xml:space="preserve">Influence graph</w:t>
@@ -5863,6 +6194,8 @@
           <w:p>
             <w:pPr>
               <w:pStyle w:val="Compact"/>
+              <w:spacing w:line="240" w:lineRule="auto"/>
+              <w:ind w:firstLine="0"/>
             </w:pPr>
             <w:r>
               <w:t xml:space="preserve">155 nodes (140 + 15 external), 216 edges</w:t>
@@ -5874,6 +6207,8 @@
           <w:p>
             <w:pPr>
               <w:pStyle w:val="Compact"/>
+              <w:spacing w:line="240" w:lineRule="auto"/>
+              <w:ind w:firstLine="0"/>
             </w:pPr>
             <w:r>
               <w:rPr>
@@ -5888,6 +6223,8 @@
           <w:p>
             <w:pPr>
               <w:pStyle w:val="Compact"/>
+              <w:spacing w:line="240" w:lineRule="auto"/>
+              <w:ind w:firstLine="0"/>
             </w:pPr>
             <w:r>
               <w:t xml:space="preserve">Verified 2026-06-10</w:t>
@@ -5901,6 +6238,8 @@
           <w:p>
             <w:pPr>
               <w:pStyle w:val="Compact"/>
+              <w:spacing w:line="240" w:lineRule="auto"/>
+              <w:ind w:firstLine="0"/>
             </w:pPr>
             <w:r>
               <w:t xml:space="preserve">Per-chunk related</w:t>
@@ -5912,6 +6251,8 @@
           <w:p>
             <w:pPr>
               <w:pStyle w:val="Compact"/>
+              <w:spacing w:line="240" w:lineRule="auto"/>
+              <w:ind w:firstLine="0"/>
             </w:pPr>
             <w:r>
               <w:t xml:space="preserve">140 files, top-5 per chunk, cross-entry only</w:t>
@@ -5923,6 +6264,8 @@
           <w:p>
             <w:pPr>
               <w:pStyle w:val="Compact"/>
+              <w:spacing w:line="240" w:lineRule="auto"/>
+              <w:ind w:firstLine="0"/>
             </w:pPr>
             <w:r>
               <w:rPr>
@@ -5937,6 +6280,8 @@
           <w:p>
             <w:pPr>
               <w:pStyle w:val="Compact"/>
+              <w:spacing w:line="240" w:lineRule="auto"/>
+              <w:ind w:firstLine="0"/>
             </w:pPr>
             <w:r>
               <w:t xml:space="preserve">Verified 2026-06-10</w:t>
@@ -5950,6 +6295,8 @@
           <w:p>
             <w:pPr>
               <w:pStyle w:val="Compact"/>
+              <w:spacing w:line="240" w:lineRule="auto"/>
+              <w:ind w:firstLine="0"/>
             </w:pPr>
             <w:r>
               <w:t xml:space="preserve">Event network</w:t>
@@ -5961,6 +6308,8 @@
           <w:p>
             <w:pPr>
               <w:pStyle w:val="Compact"/>
+              <w:spacing w:line="240" w:lineRule="auto"/>
+              <w:ind w:firstLine="0"/>
             </w:pPr>
             <w:r>
               <w:t xml:space="preserve">67 events, 123 people, 581 edges; deterministic</w:t>
@@ -5972,6 +6321,8 @@
           <w:p>
             <w:pPr>
               <w:pStyle w:val="Compact"/>
+              <w:spacing w:line="240" w:lineRule="auto"/>
+              <w:ind w:firstLine="0"/>
             </w:pPr>
             <w:r>
               <w:rPr>
@@ -5986,6 +6337,8 @@
           <w:p>
             <w:pPr>
               <w:pStyle w:val="Compact"/>
+              <w:spacing w:line="240" w:lineRule="auto"/>
+              <w:ind w:firstLine="0"/>
             </w:pPr>
             <w:r>
               <w:t xml:space="preserve">Verified 2026-06-10</w:t>
@@ -5999,6 +6352,8 @@
           <w:p>
             <w:pPr>
               <w:pStyle w:val="Compact"/>
+              <w:spacing w:line="240" w:lineRule="auto"/>
+              <w:ind w:firstLine="0"/>
             </w:pPr>
             <w:r>
               <w:t xml:space="preserve">Frontend taxonomy</w:t>
@@ -6010,6 +6365,8 @@
           <w:p>
             <w:pPr>
               <w:pStyle w:val="Compact"/>
+              <w:spacing w:line="240" w:lineRule="auto"/>
+              <w:ind w:firstLine="0"/>
             </w:pPr>
             <w:r>
               <w:t xml:space="preserve">13 themes, 95 playlists, 0 empty</w:t>
@@ -6021,6 +6378,8 @@
           <w:p>
             <w:pPr>
               <w:pStyle w:val="Compact"/>
+              <w:spacing w:line="240" w:lineRule="auto"/>
+              <w:ind w:firstLine="0"/>
             </w:pPr>
             <w:r>
               <w:rPr>
@@ -6050,6 +6409,8 @@
           <w:p>
             <w:pPr>
               <w:pStyle w:val="Compact"/>
+              <w:spacing w:line="240" w:lineRule="auto"/>
+              <w:ind w:firstLine="0"/>
             </w:pPr>
             <w:r>
               <w:t xml:space="preserve">Verified 2026-06-10</w:t>
@@ -6063,6 +6424,8 @@
           <w:p>
             <w:pPr>
               <w:pStyle w:val="Compact"/>
+              <w:spacing w:line="240" w:lineRule="auto"/>
+              <w:ind w:firstLine="0"/>
             </w:pPr>
             <w:r>
               <w:t xml:space="preserve">Federated search</w:t>
@@ -6074,6 +6437,8 @@
           <w:p>
             <w:pPr>
               <w:pStyle w:val="Compact"/>
+              <w:spacing w:line="240" w:lineRule="auto"/>
+              <w:ind w:firstLine="0"/>
             </w:pPr>
             <w:r>
               <w:t xml:space="preserve">6 sources, per-source timeouts, circuit breaker at 2 failures</w:t>
@@ -6085,6 +6450,8 @@
           <w:p>
             <w:pPr>
               <w:pStyle w:val="Compact"/>
+              <w:spacing w:line="240" w:lineRule="auto"/>
+              <w:ind w:firstLine="0"/>
             </w:pPr>
             <w:r>
               <w:rPr>
@@ -6099,6 +6466,8 @@
           <w:p>
             <w:pPr>
               <w:pStyle w:val="Compact"/>
+              <w:spacing w:line="240" w:lineRule="auto"/>
+              <w:ind w:firstLine="0"/>
             </w:pPr>
             <w:r>
               <w:t xml:space="preserve">Verified 2026-06-10</w:t>
@@ -6112,6 +6481,8 @@
           <w:p>
             <w:pPr>
               <w:pStyle w:val="Compact"/>
+              <w:spacing w:line="240" w:lineRule="auto"/>
+              <w:ind w:firstLine="0"/>
             </w:pPr>
             <w:r>
               <w:t xml:space="preserve">People catalog</w:t>
@@ -6123,6 +6494,8 @@
           <w:p>
             <w:pPr>
               <w:pStyle w:val="Compact"/>
+              <w:spacing w:line="240" w:lineRule="auto"/>
+              <w:ind w:firstLine="0"/>
             </w:pPr>
             <w:r>
               <w:t xml:space="preserve">202 pages (165 + 37); 1,021 snippets (700 self, 321 about) on 177 pages; 1,093 sources, 0 Wikipedia</w:t>
@@ -6134,6 +6507,8 @@
           <w:p>
             <w:pPr>
               <w:pStyle w:val="Compact"/>
+              <w:spacing w:line="240" w:lineRule="auto"/>
+              <w:ind w:firstLine="0"/>
             </w:pPr>
             <w:r>
               <w:rPr>
@@ -6148,6 +6523,8 @@
           <w:p>
             <w:pPr>
               <w:pStyle w:val="Compact"/>
+              <w:spacing w:line="240" w:lineRule="auto"/>
+              <w:ind w:firstLine="0"/>
             </w:pPr>
             <w:r>
               <w:t xml:space="preserve">Verified 2026-06-10</w:t>
@@ -6161,6 +6538,8 @@
           <w:p>
             <w:pPr>
               <w:pStyle w:val="Compact"/>
+              <w:spacing w:line="240" w:lineRule="auto"/>
+              <w:ind w:firstLine="0"/>
             </w:pPr>
             <w:r>
               <w:t xml:space="preserve">Snippet gate</w:t>
@@ -6172,6 +6551,8 @@
           <w:p>
             <w:pPr>
               <w:pStyle w:val="Compact"/>
+              <w:spacing w:line="240" w:lineRule="auto"/>
+              <w:ind w:firstLine="0"/>
             </w:pPr>
             <w:r>
               <w:t xml:space="preserve">1,021/1,021 pass, exit 0</w:t>
@@ -6183,6 +6564,8 @@
           <w:p>
             <w:pPr>
               <w:pStyle w:val="Compact"/>
+              <w:spacing w:line="240" w:lineRule="auto"/>
+              <w:ind w:firstLine="0"/>
             </w:pPr>
             <w:r>
               <w:rPr>
@@ -6197,6 +6580,8 @@
           <w:p>
             <w:pPr>
               <w:pStyle w:val="Compact"/>
+              <w:spacing w:line="240" w:lineRule="auto"/>
+              <w:ind w:firstLine="0"/>
             </w:pPr>
             <w:r>
               <w:t xml:space="preserve">Verified 2026-06-10 (live run)</w:t>
@@ -6210,6 +6595,8 @@
           <w:p>
             <w:pPr>
               <w:pStyle w:val="Compact"/>
+              <w:spacing w:line="240" w:lineRule="auto"/>
+              <w:ind w:firstLine="0"/>
             </w:pPr>
             <w:r>
               <w:t xml:space="preserve">Axis-label gate</w:t>
@@ -6221,6 +6608,8 @@
           <w:p>
             <w:pPr>
               <w:pStyle w:val="Compact"/>
+              <w:spacing w:line="240" w:lineRule="auto"/>
+              <w:ind w:firstLine="0"/>
             </w:pPr>
             <w:r>
               <w:t xml:space="preserve">10 mismatches, 8 pages, exit 1; all positions &lt;= 0.21 absolute</w:t>
@@ -6232,6 +6621,8 @@
           <w:p>
             <w:pPr>
               <w:pStyle w:val="Compact"/>
+              <w:spacing w:line="240" w:lineRule="auto"/>
+              <w:ind w:firstLine="0"/>
             </w:pPr>
             <w:r>
               <w:rPr>
@@ -6246,6 +6637,8 @@
           <w:p>
             <w:pPr>
               <w:pStyle w:val="Compact"/>
+              <w:spacing w:line="240" w:lineRule="auto"/>
+              <w:ind w:firstLine="0"/>
             </w:pPr>
             <w:r>
               <w:t xml:space="preserve">Verified 2026-06-10 (live run)</w:t>
@@ -6259,6 +6652,8 @@
           <w:p>
             <w:pPr>
               <w:pStyle w:val="Compact"/>
+              <w:spacing w:line="240" w:lineRule="auto"/>
+              <w:ind w:firstLine="0"/>
             </w:pPr>
             <w:r>
               <w:t xml:space="preserve">Essays</w:t>
@@ -6270,6 +6665,8 @@
           <w:p>
             <w:pPr>
               <w:pStyle w:val="Compact"/>
+              <w:spacing w:line="240" w:lineRule="auto"/>
+              <w:ind w:firstLine="0"/>
             </w:pPr>
             <w:r>
               <w:t xml:space="preserve">23 hosted, 9 authors, 10 topics, 198,988 words; manifest 27 rows (23 hosted, 4 candidate)</w:t>
@@ -6281,6 +6678,8 @@
           <w:p>
             <w:pPr>
               <w:pStyle w:val="Compact"/>
+              <w:spacing w:line="240" w:lineRule="auto"/>
+              <w:ind w:firstLine="0"/>
             </w:pPr>
             <w:r>
               <w:rPr>
@@ -6310,6 +6709,8 @@
           <w:p>
             <w:pPr>
               <w:pStyle w:val="Compact"/>
+              <w:spacing w:line="240" w:lineRule="auto"/>
+              <w:ind w:firstLine="0"/>
             </w:pPr>
             <w:r>
               <w:t xml:space="preserve">Verified 2026-06-10</w:t>
@@ -6323,6 +6724,8 @@
           <w:p>
             <w:pPr>
               <w:pStyle w:val="Compact"/>
+              <w:spacing w:line="240" w:lineRule="auto"/>
+              <w:ind w:firstLine="0"/>
             </w:pPr>
             <w:r>
               <w:t xml:space="preserve">Essay vectors</w:t>
@@ -6334,6 +6737,8 @@
           <w:p>
             <w:pPr>
               <w:pStyle w:val="Compact"/>
+              <w:spacing w:line="240" w:lineRule="auto"/>
+              <w:ind w:firstLine="0"/>
             </w:pPr>
             <w:r>
               <w:t xml:space="preserve">869</w:t>
@@ -6345,6 +6750,8 @@
           <w:p>
             <w:pPr>
               <w:pStyle w:val="Compact"/>
+              <w:spacing w:line="240" w:lineRule="auto"/>
+              <w:ind w:firstLine="0"/>
             </w:pPr>
             <w:r>
               <w:t xml:space="preserve">commit</w:t>
@@ -6368,6 +6775,8 @@
           <w:p>
             <w:pPr>
               <w:pStyle w:val="Compact"/>
+              <w:spacing w:line="240" w:lineRule="auto"/>
+              <w:ind w:firstLine="0"/>
             </w:pPr>
             <w:r>
               <w:t xml:space="preserve">As of 2026-06-01 seed ingest; live-confirmed 2026-06-10</w:t>
@@ -6381,6 +6790,8 @@
           <w:p>
             <w:pPr>
               <w:pStyle w:val="Compact"/>
+              <w:spacing w:line="240" w:lineRule="auto"/>
+              <w:ind w:firstLine="0"/>
             </w:pPr>
             <w:r>
               <w:t xml:space="preserve">MCP surface</w:t>
@@ -6392,6 +6803,8 @@
           <w:p>
             <w:pPr>
               <w:pStyle w:val="Compact"/>
+              <w:spacing w:line="240" w:lineRule="auto"/>
+              <w:ind w:firstLine="0"/>
             </w:pPr>
             <w:r>
               <w:t xml:space="preserve">8 tools, 3 prompts, 4 resources + 1 template; version 0.2.0</w:t>
@@ -6403,6 +6816,8 @@
           <w:p>
             <w:pPr>
               <w:pStyle w:val="Compact"/>
+              <w:spacing w:line="240" w:lineRule="auto"/>
+              <w:ind w:firstLine="0"/>
             </w:pPr>
             <w:r>
               <w:t xml:space="preserve">live</w:t>
@@ -6438,6 +6853,8 @@
           <w:p>
             <w:pPr>
               <w:pStyle w:val="Compact"/>
+              <w:spacing w:line="240" w:lineRule="auto"/>
+              <w:ind w:firstLine="0"/>
             </w:pPr>
             <w:r>
               <w:t xml:space="preserve">Verified 2026-06-10 (live probe)</w:t>
@@ -6451,6 +6868,8 @@
           <w:p>
             <w:pPr>
               <w:pStyle w:val="Compact"/>
+              <w:spacing w:line="240" w:lineRule="auto"/>
+              <w:ind w:firstLine="0"/>
             </w:pPr>
             <w:r>
               <w:t xml:space="preserve">MCP smoke result</w:t>
@@ -6462,6 +6881,8 @@
           <w:p>
             <w:pPr>
               <w:pStyle w:val="Compact"/>
+              <w:spacing w:line="240" w:lineRule="auto"/>
+              <w:ind w:firstLine="0"/>
             </w:pPr>
             <w:r>
               <w:t xml:space="preserve">entry 66 Lowery, LoC item 2015669122, 00:26:57-00:27:56, tier high, full citation</w:t>
@@ -6473,6 +6894,8 @@
           <w:p>
             <w:pPr>
               <w:pStyle w:val="Compact"/>
+              <w:spacing w:line="240" w:lineRule="auto"/>
+              <w:ind w:firstLine="0"/>
             </w:pPr>
             <w:r>
               <w:t xml:space="preserve">live</w:t>
@@ -6499,6 +6922,8 @@
           <w:p>
             <w:pPr>
               <w:pStyle w:val="Compact"/>
+              <w:spacing w:line="240" w:lineRule="auto"/>
+              <w:ind w:firstLine="0"/>
             </w:pPr>
             <w:r>
               <w:t xml:space="preserve">Verified 2026-06-10 (live probe)</w:t>
@@ -6512,6 +6937,8 @@
           <w:p>
             <w:pPr>
               <w:pStyle w:val="Compact"/>
+              <w:spacing w:line="240" w:lineRule="auto"/>
+              <w:ind w:firstLine="0"/>
             </w:pPr>
             <w:r>
               <w:t xml:space="preserve">MCP rate limit / VM</w:t>
@@ -6523,6 +6950,8 @@
           <w:p>
             <w:pPr>
               <w:pStyle w:val="Compact"/>
+              <w:spacing w:line="240" w:lineRule="auto"/>
+              <w:ind w:firstLine="0"/>
             </w:pPr>
             <w:r>
               <w:t xml:space="preserve">burst 30, 1/sec refill; shared-cpu-1x 256 MB, scale-to-zero</w:t>
@@ -6534,6 +6963,8 @@
           <w:p>
             <w:pPr>
               <w:pStyle w:val="Compact"/>
+              <w:spacing w:line="240" w:lineRule="auto"/>
+              <w:ind w:firstLine="0"/>
             </w:pPr>
             <w:r>
               <w:rPr>
@@ -6560,6 +6991,8 @@
           <w:p>
             <w:pPr>
               <w:pStyle w:val="Compact"/>
+              <w:spacing w:line="240" w:lineRule="auto"/>
+              <w:ind w:firstLine="0"/>
             </w:pPr>
             <w:r>
               <w:t xml:space="preserve">Verified 2026-06-10</w:t>
@@ -6573,6 +7006,8 @@
           <w:p>
             <w:pPr>
               <w:pStyle w:val="Compact"/>
+              <w:spacing w:line="240" w:lineRule="auto"/>
+              <w:ind w:firstLine="0"/>
             </w:pPr>
             <w:r>
               <w:t xml:space="preserve">MCP tests</w:t>
@@ -6584,6 +7019,8 @@
           <w:p>
             <w:pPr>
               <w:pStyle w:val="Compact"/>
+              <w:spacing w:line="240" w:lineRule="auto"/>
+              <w:ind w:firstLine="0"/>
             </w:pPr>
             <w:r>
               <w:t xml:space="preserve">10/10 pass</w:t>
@@ -6595,6 +7032,8 @@
           <w:p>
             <w:pPr>
               <w:pStyle w:val="Compact"/>
+              <w:spacing w:line="240" w:lineRule="auto"/>
+              <w:ind w:firstLine="0"/>
             </w:pPr>
             <w:r>
               <w:rPr>
@@ -6615,6 +7054,8 @@
           <w:p>
             <w:pPr>
               <w:pStyle w:val="Compact"/>
+              <w:spacing w:line="240" w:lineRule="auto"/>
+              <w:ind w:firstLine="0"/>
             </w:pPr>
             <w:r>
               <w:t xml:space="preserve">Verified 2026-06-10 (live run)</w:t>
@@ -7122,22 +7563,22 @@
         <w:t xml:space="preserve">transcripts/pass*_stage/</w:t>
       </w:r>
       <w:r>
-        <w:t xml:space="preserve">. The DOCX edition of this paper regenerates from this Markdown source with pandoc 3.10:</w:t>
-      </w:r>
-      <w:r>
-        <w:t xml:space="preserve"> </w:t>
-      </w:r>
-      <w:r>
-        <w:rPr>
-          <w:rStyle w:val="VerbatimChar"/>
-        </w:rPr>
-        <w:t xml:space="preserve">pandoc docs/TECHNICAL_PAPER.md -o docs/TECHNICAL_PAPER.docx --from gfm+yaml_metadata_block --toc --toc-depth=2 --resource-path=docs</w:t>
-      </w:r>
-      <w:r>
-        <w:t xml:space="preserve"> </w:t>
-      </w:r>
-      <w:r>
-        <w:t xml:space="preserve">(run from the repository root). The figures regenerate from repository data via the script above, so both stay reproducible as the corpus grows.</w:t>
+        <w:t xml:space="preserve">. The DOCX edition of this paper (Calibri, MLA page furniture with a running head and page numbers, double-spaced body, hanging-indent Works Cited) regenerates from this Markdown source with</w:t>
+      </w:r>
+      <w:r>
+        <w:t xml:space="preserve"> </w:t>
+      </w:r>
+      <w:r>
+        <w:rPr>
+          <w:rStyle w:val="VerbatimChar"/>
+        </w:rPr>
+        <w:t xml:space="preserve">python docs/build_technical_paper_docx.py</w:t>
+      </w:r>
+      <w:r>
+        <w:t xml:space="preserve"> </w:t>
+      </w:r>
+      <w:r>
+        <w:t xml:space="preserve">(run from the repository root; the script records the exact pandoc 3.10 invocation and applies the MLA formatting deterministically with python-docx). The figures regenerate from repository data via the script above, so the whole edition stays reproducible as the corpus grows.</w:t>
       </w:r>
     </w:p>
     <w:p>
@@ -7149,15 +7590,506 @@
           <w:i/>
           <w:iCs/>
         </w:rPr>
-        <w:t xml:space="preserve">Produced for the Spoken History Project, 2026-06-10. Live site: spokenhistory.org. MCP endpoint: mcp.spokenhistory.org/mcp. Collection: Civil Rights History Project, American Folklife Center, Library of Congress, in collaboration with the Smithsonian National Museum of African American History and Culture.</w:t>
+        <w:t xml:space="preserve">Dustin O'Hara, PhD (Principal Investigator &amp; Project Director); Jack Sovelove (Co-Principal Investigator &amp; Software Developer); Eric Allione (AI Engineering Lead); Sophia Zhuk (Software Developer). Produced for the Spoken History Project at the University of California, Los Angeles, under the supervision of the Library of Congress, 10 June 2026. Live site: spokenhistory.org. MCP endpoint: mcp.spokenhistory.org/mcp. Collection: Civil Rights History Project, American Folklife Center, Library of Congress, in collaboration with the Smithsonian National Museum of African American History and Culture.</w:t>
       </w:r>
     </w:p>
     <w:bookmarkEnd w:id="56"/>
-    <w:bookmarkEnd w:id="57"/>
+    <w:bookmarkStart w:id="62" w:name="works-cited"/>
+    <w:p>
+      <w:pPr>
+        <w:pStyle w:val="Heading2"/>
+      </w:pPr>
+      <w:r>
+        <w:t xml:space="preserve">Works Cited</w:t>
+      </w:r>
+    </w:p>
+    <w:p>
+      <w:pPr>
+        <w:pStyle w:val="FirstParagraph"/>
+        <w:spacing w:line="480" w:lineRule="auto"/>
+        <w:ind w:left="720" w:hanging="720"/>
+        <w:jc w:val="left"/>
+      </w:pPr>
+      <w:r>
+        <w:t xml:space="preserve">"Civil Rights History Project."</w:t>
+      </w:r>
+      <w:r>
+        <w:t xml:space="preserve"> </w:t>
+      </w:r>
+      <w:r>
+        <w:rPr>
+          <w:i/>
+          <w:iCs/>
+        </w:rPr>
+        <w:t xml:space="preserve">American Folklife Center, Library of Congress</w:t>
+      </w:r>
+      <w:r>
+        <w:t xml:space="preserve">,</w:t>
+      </w:r>
+      <w:r>
+        <w:t xml:space="preserve"> </w:t>
+      </w:r>
+      <w:hyperlink r:id="rId57">
+        <w:r>
+          <w:rPr>
+            <w:rStyle w:val="Hyperlink"/>
+          </w:rPr>
+          <w:t xml:space="preserve">www.loc.gov/collections/civil-rights-history-project/</w:t>
+        </w:r>
+      </w:hyperlink>
+      <w:r>
+        <w:t xml:space="preserve">. Accessed 10 June 2026.</w:t>
+      </w:r>
+    </w:p>
+    <w:p>
+      <w:pPr>
+        <w:pStyle w:val="BodyText"/>
+        <w:spacing w:line="480" w:lineRule="auto"/>
+        <w:ind w:left="720" w:hanging="720"/>
+        <w:jc w:val="left"/>
+      </w:pPr>
+      <w:r>
+        <w:t xml:space="preserve">Cooper, Anna Julia.</w:t>
+      </w:r>
+      <w:r>
+        <w:t xml:space="preserve"> </w:t>
+      </w:r>
+      <w:r>
+        <w:rPr>
+          <w:i/>
+          <w:iCs/>
+        </w:rPr>
+        <w:t xml:space="preserve">A Voice from the South</w:t>
+      </w:r>
+      <w:r>
+        <w:t xml:space="preserve">. 1892. Reproduced at</w:t>
+      </w:r>
+      <w:r>
+        <w:t xml:space="preserve"> </w:t>
+      </w:r>
+      <w:r>
+        <w:rPr>
+          <w:i/>
+          <w:iCs/>
+        </w:rPr>
+        <w:t xml:space="preserve">Spoken History</w:t>
+      </w:r>
+      <w:r>
+        <w:t xml:space="preserve">, spokenhistory.org/#/essays.</w:t>
+      </w:r>
+    </w:p>
+    <w:p>
+      <w:pPr>
+        <w:pStyle w:val="BodyText"/>
+        <w:spacing w:line="480" w:lineRule="auto"/>
+        <w:ind w:left="720" w:hanging="720"/>
+        <w:jc w:val="left"/>
+      </w:pPr>
+      <w:r>
+        <w:t xml:space="preserve">"difflib: Helpers for Computing Deltas."</w:t>
+      </w:r>
+      <w:r>
+        <w:t xml:space="preserve"> </w:t>
+      </w:r>
+      <w:r>
+        <w:rPr>
+          <w:i/>
+          <w:iCs/>
+        </w:rPr>
+        <w:t xml:space="preserve">Python 3 Documentation</w:t>
+      </w:r>
+      <w:r>
+        <w:t xml:space="preserve">, Python Software Foundation, docs.python.org/3/library/difflib.html. Accessed 10 June 2026.</w:t>
+      </w:r>
+    </w:p>
+    <w:p>
+      <w:pPr>
+        <w:pStyle w:val="BodyText"/>
+        <w:spacing w:line="480" w:lineRule="auto"/>
+        <w:ind w:left="720" w:hanging="720"/>
+        <w:jc w:val="left"/>
+      </w:pPr>
+      <w:r>
+        <w:t xml:space="preserve">Dixon, Aaron. Oral history interview.</w:t>
+      </w:r>
+      <w:r>
+        <w:t xml:space="preserve"> </w:t>
+      </w:r>
+      <w:r>
+        <w:rPr>
+          <w:i/>
+          <w:iCs/>
+        </w:rPr>
+        <w:t xml:space="preserve">Civil Rights History Project</w:t>
+      </w:r>
+      <w:r>
+        <w:t xml:space="preserve">, American Folklife Center, Library of Congress,</w:t>
+      </w:r>
+      <w:r>
+        <w:t xml:space="preserve"> </w:t>
+      </w:r>
+      <w:hyperlink r:id="rId58">
+        <w:r>
+          <w:rPr>
+            <w:rStyle w:val="Hyperlink"/>
+          </w:rPr>
+          <w:t xml:space="preserve">www.loc.gov/item/2015669186/</w:t>
+        </w:r>
+      </w:hyperlink>
+      <w:r>
+        <w:t xml:space="preserve">. Accessed 10 June 2026.</w:t>
+      </w:r>
+    </w:p>
+    <w:p>
+      <w:pPr>
+        <w:pStyle w:val="BodyText"/>
+        <w:spacing w:line="480" w:lineRule="auto"/>
+        <w:ind w:left="720" w:hanging="720"/>
+        <w:jc w:val="left"/>
+      </w:pPr>
+      <w:r>
+        <w:t xml:space="preserve">Du Bois, W. E. B.</w:t>
+      </w:r>
+      <w:r>
+        <w:t xml:space="preserve"> </w:t>
+      </w:r>
+      <w:r>
+        <w:rPr>
+          <w:i/>
+          <w:iCs/>
+        </w:rPr>
+        <w:t xml:space="preserve">The Souls of Black Folk</w:t>
+      </w:r>
+      <w:r>
+        <w:t xml:space="preserve">. A. C. McClurg, 1903.</w:t>
+      </w:r>
+    </w:p>
+    <w:p>
+      <w:pPr>
+        <w:pStyle w:val="BodyText"/>
+        <w:spacing w:line="480" w:lineRule="auto"/>
+        <w:ind w:left="720" w:hanging="720"/>
+        <w:jc w:val="left"/>
+      </w:pPr>
+      <w:r>
+        <w:t xml:space="preserve">Lowery, Joseph Echols. Oral history interview.</w:t>
+      </w:r>
+      <w:r>
+        <w:t xml:space="preserve"> </w:t>
+      </w:r>
+      <w:r>
+        <w:rPr>
+          <w:i/>
+          <w:iCs/>
+        </w:rPr>
+        <w:t xml:space="preserve">Civil Rights History Project</w:t>
+      </w:r>
+      <w:r>
+        <w:t xml:space="preserve">, American Folklife Center, Library of Congress,</w:t>
+      </w:r>
+      <w:r>
+        <w:t xml:space="preserve"> </w:t>
+      </w:r>
+      <w:hyperlink r:id="rId59">
+        <w:r>
+          <w:rPr>
+            <w:rStyle w:val="Hyperlink"/>
+          </w:rPr>
+          <w:t xml:space="preserve">www.loc.gov/item/2015669122/</w:t>
+        </w:r>
+      </w:hyperlink>
+      <w:r>
+        <w:t xml:space="preserve">. Accessed 10 June 2026.</w:t>
+      </w:r>
+    </w:p>
+    <w:p>
+      <w:pPr>
+        <w:pStyle w:val="BodyText"/>
+        <w:spacing w:line="480" w:lineRule="auto"/>
+        <w:ind w:left="720" w:hanging="720"/>
+        <w:jc w:val="left"/>
+      </w:pPr>
+      <w:r>
+        <w:t xml:space="preserve">MacFarlane, John.</w:t>
+      </w:r>
+      <w:r>
+        <w:t xml:space="preserve"> </w:t>
+      </w:r>
+      <w:r>
+        <w:rPr>
+          <w:i/>
+          <w:iCs/>
+        </w:rPr>
+        <w:t xml:space="preserve">Pandoc: A Universal Document Converter</w:t>
+      </w:r>
+      <w:r>
+        <w:t xml:space="preserve">. Version 3.10, pandoc.org. Accessed 10 June 2026.</w:t>
+      </w:r>
+    </w:p>
+    <w:p>
+      <w:pPr>
+        <w:pStyle w:val="BodyText"/>
+        <w:spacing w:line="480" w:lineRule="auto"/>
+        <w:ind w:left="720" w:hanging="720"/>
+        <w:jc w:val="left"/>
+      </w:pPr>
+      <w:r>
+        <w:t xml:space="preserve">McLaurin, Charles. Oral history interview.</w:t>
+      </w:r>
+      <w:r>
+        <w:t xml:space="preserve"> </w:t>
+      </w:r>
+      <w:r>
+        <w:rPr>
+          <w:i/>
+          <w:iCs/>
+        </w:rPr>
+        <w:t xml:space="preserve">Civil Rights History Project</w:t>
+      </w:r>
+      <w:r>
+        <w:t xml:space="preserve">, American Folklife Center, Library of Congress,</w:t>
+      </w:r>
+      <w:r>
+        <w:t xml:space="preserve"> </w:t>
+      </w:r>
+      <w:hyperlink r:id="rId60">
+        <w:r>
+          <w:rPr>
+            <w:rStyle w:val="Hyperlink"/>
+          </w:rPr>
+          <w:t xml:space="preserve">www.loc.gov/item/2016655412/</w:t>
+        </w:r>
+      </w:hyperlink>
+      <w:r>
+        <w:t xml:space="preserve">. Accessed 10 June 2026.</w:t>
+      </w:r>
+    </w:p>
+    <w:p>
+      <w:pPr>
+        <w:pStyle w:val="BodyText"/>
+        <w:spacing w:line="480" w:lineRule="auto"/>
+        <w:ind w:left="720" w:hanging="720"/>
+        <w:jc w:val="left"/>
+      </w:pPr>
+      <w:r>
+        <w:t xml:space="preserve">"Model Context Protocol."</w:t>
+      </w:r>
+      <w:r>
+        <w:t xml:space="preserve"> </w:t>
+      </w:r>
+      <w:r>
+        <w:rPr>
+          <w:i/>
+          <w:iCs/>
+        </w:rPr>
+        <w:t xml:space="preserve">Anthropic</w:t>
+      </w:r>
+      <w:r>
+        <w:t xml:space="preserve">, modelcontextprotocol.io. Accessed 10 June 2026.</w:t>
+      </w:r>
+    </w:p>
+    <w:p>
+      <w:pPr>
+        <w:pStyle w:val="BodyText"/>
+        <w:spacing w:line="480" w:lineRule="auto"/>
+        <w:ind w:left="720" w:hanging="720"/>
+        <w:jc w:val="left"/>
+      </w:pPr>
+      <w:r>
+        <w:t xml:space="preserve">Pinecone Systems, Inc.</w:t>
+      </w:r>
+      <w:r>
+        <w:t xml:space="preserve"> </w:t>
+      </w:r>
+      <w:r>
+        <w:rPr>
+          <w:i/>
+          <w:iCs/>
+        </w:rPr>
+        <w:t xml:space="preserve">Pinecone Vector Database Documentation</w:t>
+      </w:r>
+      <w:r>
+        <w:t xml:space="preserve">. docs.pinecone.io. Accessed 10 June 2026.</w:t>
+      </w:r>
+    </w:p>
+    <w:p>
+      <w:pPr>
+        <w:pStyle w:val="BodyText"/>
+        <w:spacing w:line="480" w:lineRule="auto"/>
+        <w:ind w:left="720" w:hanging="720"/>
+        <w:jc w:val="left"/>
+      </w:pPr>
+      <w:r>
+        <w:t xml:space="preserve">Radford, Alec, et al. "Robust Speech Recognition via Large-Scale Weak Supervision."</w:t>
+      </w:r>
+      <w:r>
+        <w:t xml:space="preserve"> </w:t>
+      </w:r>
+      <w:r>
+        <w:rPr>
+          <w:i/>
+          <w:iCs/>
+        </w:rPr>
+        <w:t xml:space="preserve">arXiv</w:t>
+      </w:r>
+      <w:r>
+        <w:t xml:space="preserve">, 2022, arxiv.org/abs/2212.04356.</w:t>
+      </w:r>
+    </w:p>
+    <w:p>
+      <w:pPr>
+        <w:pStyle w:val="BodyText"/>
+        <w:spacing w:line="480" w:lineRule="auto"/>
+        <w:ind w:left="720" w:hanging="720"/>
+        <w:jc w:val="left"/>
+      </w:pPr>
+      <w:r>
+        <w:t xml:space="preserve">Spoken History Project.</w:t>
+      </w:r>
+      <w:r>
+        <w:t xml:space="preserve"> </w:t>
+      </w:r>
+      <w:r>
+        <w:rPr>
+          <w:i/>
+          <w:iCs/>
+        </w:rPr>
+        <w:t xml:space="preserve">spokenhistory.org repository</w:t>
+      </w:r>
+      <w:r>
+        <w:t xml:space="preserve">. GitHub, github.com/aigamma/spokenhistory.org. Accessed 10 June 2026.</w:t>
+      </w:r>
+    </w:p>
+    <w:p>
+      <w:pPr>
+        <w:pStyle w:val="BodyText"/>
+        <w:spacing w:line="480" w:lineRule="auto"/>
+        <w:ind w:left="720" w:hanging="720"/>
+        <w:jc w:val="left"/>
+      </w:pPr>
+      <w:r>
+        <w:t xml:space="preserve">Voyage AI, Inc.</w:t>
+      </w:r>
+      <w:r>
+        <w:t xml:space="preserve"> </w:t>
+      </w:r>
+      <w:r>
+        <w:rPr>
+          <w:i/>
+          <w:iCs/>
+        </w:rPr>
+        <w:t xml:space="preserve">Voyage AI Documentation: voyage-3 and rerank-2</w:t>
+      </w:r>
+      <w:r>
+        <w:t xml:space="preserve">. docs.voyageai.com. Accessed 10 June 2026.</w:t>
+      </w:r>
+    </w:p>
+    <w:p>
+      <w:pPr>
+        <w:pStyle w:val="BodyText"/>
+        <w:spacing w:line="480" w:lineRule="auto"/>
+        <w:ind w:left="720" w:hanging="720"/>
+        <w:jc w:val="left"/>
+      </w:pPr>
+      <w:r>
+        <w:t xml:space="preserve">Washington, Booker T., et al.</w:t>
+      </w:r>
+      <w:r>
+        <w:t xml:space="preserve"> </w:t>
+      </w:r>
+      <w:r>
+        <w:rPr>
+          <w:i/>
+          <w:iCs/>
+        </w:rPr>
+        <w:t xml:space="preserve">The Negro Problem</w:t>
+      </w:r>
+      <w:r>
+        <w:t xml:space="preserve">. James Pott &amp; Company, 1903.</w:t>
+      </w:r>
+    </w:p>
+    <w:p>
+      <w:pPr>
+        <w:pStyle w:val="BodyText"/>
+        <w:spacing w:line="480" w:lineRule="auto"/>
+        <w:ind w:left="720" w:hanging="720"/>
+        <w:jc w:val="left"/>
+      </w:pPr>
+      <w:r>
+        <w:t xml:space="preserve">"Web Content Accessibility Guidelines (WCAG) 2.2."</w:t>
+      </w:r>
+      <w:r>
+        <w:t xml:space="preserve"> </w:t>
+      </w:r>
+      <w:r>
+        <w:rPr>
+          <w:i/>
+          <w:iCs/>
+        </w:rPr>
+        <w:t xml:space="preserve">W3C Recommendation</w:t>
+      </w:r>
+      <w:r>
+        <w:t xml:space="preserve">, World Wide Web Consortium, 2023,</w:t>
+      </w:r>
+      <w:r>
+        <w:t xml:space="preserve"> </w:t>
+      </w:r>
+      <w:hyperlink r:id="rId61">
+        <w:r>
+          <w:rPr>
+            <w:rStyle w:val="Hyperlink"/>
+          </w:rPr>
+          <w:t xml:space="preserve">www.w3.org/TR/WCAG22/</w:t>
+        </w:r>
+      </w:hyperlink>
+      <w:r>
+        <w:t xml:space="preserve">.</w:t>
+      </w:r>
+    </w:p>
+    <w:p>
+      <w:pPr>
+        <w:pStyle w:val="BodyText"/>
+        <w:spacing w:line="480" w:lineRule="auto"/>
+        <w:ind w:left="720" w:hanging="720"/>
+        <w:jc w:val="left"/>
+      </w:pPr>
+      <w:r>
+        <w:t xml:space="preserve">Wells-Barnett, Ida B.</w:t>
+      </w:r>
+      <w:r>
+        <w:t xml:space="preserve"> </w:t>
+      </w:r>
+      <w:r>
+        <w:rPr>
+          <w:i/>
+          <w:iCs/>
+        </w:rPr>
+        <w:t xml:space="preserve">The Red Record: Tabulated Statistics and Alleged Causes of Lynchings in the United States</w:t>
+      </w:r>
+      <w:r>
+        <w:t xml:space="preserve">. 1895. Reproduced at</w:t>
+      </w:r>
+      <w:r>
+        <w:t xml:space="preserve"> </w:t>
+      </w:r>
+      <w:r>
+        <w:rPr>
+          <w:i/>
+          <w:iCs/>
+        </w:rPr>
+        <w:t xml:space="preserve">Spoken History</w:t>
+      </w:r>
+      <w:r>
+        <w:t xml:space="preserve">, spokenhistory.org/#/essays.</w:t>
+      </w:r>
+    </w:p>
+    <w:bookmarkEnd w:id="62"/>
     <w:sectPr>
+      <w:headerReference w:type="default" r:id="rId9"/>
       <w:footnotePr>
         <w:numRestart w:val="eachSect"/>
       </w:footnotePr>
+      <w:pgMar w:top="1440" w:bottom="1440" w:left="1440" w:right="1440"/>
     </w:sectPr>
   </w:body>
 </w:document>
@@ -7184,6 +8116,33 @@
     </w:p>
   </w:footnote>
 </w:footnotes>
+</file>
+
+<file path=word/header1.xml><?xml version="1.0" encoding="utf-8"?>
+<w:hdr xmlns:m="http://schemas.openxmlformats.org/officeDocument/2006/math" xmlns:mc="http://schemas.openxmlformats.org/markup-compatibility/2006" xmlns:mo="http://schemas.microsoft.com/office/mac/office/2008/main" xmlns:mv="urn:schemas-microsoft-com:mac:vml" xmlns:o="urn:schemas-microsoft-com:office:office" xmlns:r="http://schemas.openxmlformats.org/officeDocument/2006/relationships" xmlns:v="urn:schemas-microsoft-com:vml" xmlns:w10="urn:schemas-microsoft-com:office:word" xmlns:w14="http://schemas.microsoft.com/office/word/2010/wordml" xmlns:w="http://schemas.openxmlformats.org/wordprocessingml/2006/main" xmlns:wne="http://schemas.microsoft.com/office/word/2006/wordml" xmlns:wp14="http://schemas.microsoft.com/office/word/2010/wordprocessingDrawing" xmlns:wp="http://schemas.openxmlformats.org/drawingml/2006/wordprocessingDrawing" xmlns:wpc="http://schemas.microsoft.com/office/word/2010/wordprocessingCanvas" xmlns:wpg="http://schemas.microsoft.com/office/word/2010/wordprocessingGroup" xmlns:wpi="http://schemas.microsoft.com/office/word/2010/wordprocessingInk" xmlns:wps="http://schemas.microsoft.com/office/word/2010/wordprocessingShape" mc:Ignorable="w14 wp14">
+  <w:p>
+    <w:pPr>
+      <w:pStyle w:val="Header"/>
+      <w:jc w:val="right"/>
+    </w:pPr>
+    <w:r>
+      <w:rPr>
+        <w:rFonts w:ascii="Calibri" w:hAnsi="Calibri"/>
+        <w:sz w:val="24"/>
+      </w:rPr>
+      <w:t xml:space="preserve">O'Hara </w:t>
+    </w:r>
+    <w:fldSimple w:instr="PAGE">
+      <w:r>
+        <w:rPr>
+          <w:rFonts w:ascii="Calibri" w:hAnsi="Calibri" w:cs="Calibri"/>
+          <w:sz w:val="24"/>
+        </w:rPr>
+        <w:t>1</w:t>
+      </w:r>
+    </w:fldSimple>
+  </w:p>
+</w:hdr>
 </file>
 
 <file path=word/numbering.xml><?xml version="1.0" encoding="utf-8"?>
@@ -7545,6 +8504,10 @@
   <w:style w:default="1" w:styleId="Normal" w:type="paragraph">
     <w:name w:val="Normal"/>
     <w:qFormat/>
+    <w:rPr>
+      <w:rFonts w:ascii="Calibri" w:hAnsi="Calibri" w:cs="Calibri"/>
+      <w:sz w:val="24"/>
+    </w:rPr>
   </w:style>
   <w:style w:styleId="BodyText" w:type="paragraph">
     <w:name w:val="Body Text"/>
@@ -7552,22 +8515,37 @@
     <w:link w:val="BodyTextChar"/>
     <w:qFormat/>
     <w:pPr>
-      <w:spacing w:after="180" w:before="180"/>
+      <w:spacing w:after="0" w:before="0" w:line="480" w:lineRule="auto"/>
+      <w:ind w:firstLine="720"/>
     </w:pPr>
+    <w:rPr>
+      <w:rFonts w:ascii="Calibri" w:hAnsi="Calibri" w:cs="Calibri"/>
+    </w:rPr>
   </w:style>
   <w:style w:customStyle="1" w:styleId="FirstParagraph" w:type="paragraph">
     <w:name w:val="First Paragraph"/>
     <w:basedOn w:val="BodyText"/>
     <w:next w:val="BodyText"/>
     <w:qFormat/>
+    <w:pPr>
+      <w:spacing w:line="480" w:lineRule="auto" w:before="0" w:after="0"/>
+      <w:ind w:firstLine="720"/>
+    </w:pPr>
+    <w:rPr>
+      <w:rFonts w:ascii="Calibri" w:hAnsi="Calibri" w:cs="Calibri"/>
+    </w:rPr>
   </w:style>
   <w:style w:customStyle="1" w:styleId="Compact" w:type="paragraph">
     <w:name w:val="Compact"/>
     <w:basedOn w:val="BodyText"/>
     <w:qFormat/>
     <w:pPr>
-      <w:spacing w:after="36" w:before="36"/>
+      <w:spacing w:after="36" w:before="36" w:line="360" w:lineRule="auto"/>
+      <w:ind w:firstLine="0"/>
     </w:pPr>
+    <w:rPr>
+      <w:rFonts w:ascii="Calibri" w:hAnsi="Calibri" w:cs="Calibri"/>
+    </w:rPr>
   </w:style>
   <w:style w:styleId="Title" w:type="paragraph">
     <w:name w:val="Title"/>
@@ -7578,13 +8556,16 @@
     <w:qFormat/>
     <w:rsid w:val="00A10FD9"/>
     <w:pPr>
-      <w:spacing w:after="80" w:line="240" w:lineRule="auto"/>
+      <w:spacing w:after="80" w:line="480" w:lineRule="auto"/>
       <w:contextualSpacing/>
       <w:jc w:val="center"/>
     </w:pPr>
     <w:rPr>
-      <w:rFonts w:asciiTheme="majorHAnsi" w:cstheme="majorBidi" w:eastAsiaTheme="majorEastAsia" w:hAnsiTheme="majorHAnsi"/>
-      <w:sz w:val="56"/>
+      <w:rFonts w:asciiTheme="majorHAnsi" w:cstheme="majorBidi" w:eastAsiaTheme="majorEastAsia" w:hAnsiTheme="majorHAnsi" w:ascii="Calibri" w:hAnsi="Calibri" w:cs="Calibri"/>
+      <w:b/>
+      <w:i w:val="0"/>
+      <w:color w:val="000000"/>
+      <w:sz w:val="32"/>
       <w:szCs w:val="56"/>
     </w:rPr>
   </w:style>
@@ -7595,7 +8576,7 @@
     <w:uiPriority w:val="10"/>
     <w:rsid w:val="00A10FD9"/>
     <w:rPr>
-      <w:rFonts w:asciiTheme="majorHAnsi" w:cstheme="majorBidi" w:eastAsiaTheme="majorEastAsia" w:hAnsiTheme="majorHAnsi"/>
+      <w:rFonts w:asciiTheme="majorHAnsi" w:cstheme="majorBidi" w:eastAsiaTheme="majorEastAsia" w:hAnsiTheme="majorHAnsi" w:ascii="Calibri" w:hAnsi="Calibri" w:cs="Calibri"/>
       <w:sz w:val="56"/>
       <w:szCs w:val="56"/>
     </w:rPr>
@@ -7612,11 +8593,16 @@
       <w:numPr>
         <w:ilvl w:val="1"/>
       </w:numPr>
+      <w:spacing w:line="480" w:lineRule="auto"/>
+      <w:jc w:val="center"/>
     </w:pPr>
     <w:rPr>
-      <w:rFonts w:cstheme="majorBidi" w:eastAsiaTheme="majorEastAsia"/>
+      <w:rFonts w:cstheme="majorBidi" w:eastAsiaTheme="majorEastAsia" w:ascii="Calibri" w:hAnsi="Calibri" w:cs="Calibri"/>
+      <w:b w:val="0"/>
+      <w:i/>
+      <w:color w:val="000000"/>
       <w:spacing w:val="15"/>
-      <w:sz w:val="28"/>
+      <w:sz w:val="26"/>
       <w:szCs w:val="28"/>
     </w:rPr>
   </w:style>
@@ -7627,7 +8613,7 @@
     <w:uiPriority w:val="11"/>
     <w:rsid w:val="00A10FD9"/>
     <w:rPr>
-      <w:rFonts w:cstheme="majorBidi" w:eastAsiaTheme="majorEastAsia"/>
+      <w:rFonts w:cstheme="majorBidi" w:eastAsiaTheme="majorEastAsia" w:ascii="Calibri" w:hAnsi="Calibri" w:cs="Calibri"/>
       <w:color w:themeColor="text1" w:themeTint="A6" w:val="595959"/>
       <w:spacing w:val="15"/>
       <w:sz w:val="28"/>
@@ -7642,8 +8628,14 @@
     <w:pPr>
       <w:keepNext/>
       <w:keepLines/>
+      <w:spacing w:line="480" w:lineRule="auto"/>
+      <w:jc w:val="left"/>
     </w:pPr>
     <w:rPr>
+      <w:rFonts w:ascii="Calibri" w:hAnsi="Calibri" w:cs="Calibri"/>
+      <w:b w:val="0"/>
+      <w:i w:val="0"/>
+      <w:color w:val="000000"/>
       <w:sz w:val="24"/>
       <w:szCs w:val="24"/>
     </w:rPr>
@@ -7656,8 +8648,14 @@
     <w:pPr>
       <w:keepNext/>
       <w:keepLines/>
+      <w:spacing w:line="480" w:lineRule="auto"/>
+      <w:jc w:val="left"/>
     </w:pPr>
     <w:rPr>
+      <w:rFonts w:ascii="Calibri" w:hAnsi="Calibri" w:cs="Calibri"/>
+      <w:b w:val="0"/>
+      <w:i w:val="0"/>
+      <w:color w:val="000000"/>
       <w:sz w:val="24"/>
       <w:szCs w:val="24"/>
     </w:rPr>
@@ -7674,6 +8672,7 @@
       <w:jc w:val="center"/>
     </w:pPr>
     <w:rPr>
+      <w:rFonts w:ascii="Calibri" w:hAnsi="Calibri" w:cs="Calibri"/>
       <w:b/>
       <w:sz w:val="20"/>
       <w:szCs w:val="20"/>
@@ -7690,6 +8689,7 @@
       <w:spacing w:after="300" w:before="100"/>
     </w:pPr>
     <w:rPr>
+      <w:rFonts w:ascii="Calibri" w:hAnsi="Calibri" w:cs="Calibri"/>
       <w:sz w:val="20"/>
       <w:szCs w:val="20"/>
     </w:rPr>
@@ -7700,7 +8700,9 @@
     <w:next w:val="Bibliography"/>
     <w:qFormat/>
     <w:pPr/>
-    <w:rPr/>
+    <w:rPr>
+      <w:rFonts w:ascii="Calibri" w:hAnsi="Calibri" w:cs="Calibri"/>
+    </w:rPr>
   </w:style>
   <w:style w:styleId="Heading1" w:type="paragraph">
     <w:name w:val="heading 1"/>
@@ -7717,8 +8719,8 @@
       <w:outlineLvl w:val="0"/>
     </w:pPr>
     <w:rPr>
-      <w:rFonts w:asciiTheme="majorHAnsi" w:cstheme="majorBidi" w:eastAsiaTheme="majorEastAsia" w:hAnsiTheme="majorHAnsi"/>
-      <w:color w:themeColor="accent1" w:themeShade="BF" w:val="0F4761"/>
+      <w:rFonts w:asciiTheme="majorHAnsi" w:cstheme="majorBidi" w:eastAsiaTheme="majorEastAsia" w:hAnsiTheme="majorHAnsi" w:ascii="Calibri" w:hAnsi="Calibri" w:cs="Calibri"/>
+      <w:color w:val="000000"/>
       <w:sz w:val="40"/>
       <w:szCs w:val="40"/>
     </w:rPr>
@@ -7740,8 +8742,8 @@
       <w:outlineLvl w:val="1"/>
     </w:pPr>
     <w:rPr>
-      <w:rFonts w:asciiTheme="majorHAnsi" w:cstheme="majorBidi" w:eastAsiaTheme="majorEastAsia" w:hAnsiTheme="majorHAnsi"/>
-      <w:color w:themeColor="accent1" w:themeShade="BF" w:val="0F4761"/>
+      <w:rFonts w:asciiTheme="majorHAnsi" w:cstheme="majorBidi" w:eastAsiaTheme="majorEastAsia" w:hAnsiTheme="majorHAnsi" w:ascii="Calibri" w:hAnsi="Calibri" w:cs="Calibri"/>
+      <w:color w:val="000000"/>
       <w:sz w:val="32"/>
       <w:szCs w:val="32"/>
     </w:rPr>
@@ -7763,8 +8765,8 @@
       <w:outlineLvl w:val="2"/>
     </w:pPr>
     <w:rPr>
-      <w:rFonts w:cstheme="majorBidi" w:eastAsiaTheme="majorEastAsia"/>
-      <w:color w:themeColor="accent1" w:themeShade="BF" w:val="0F4761"/>
+      <w:rFonts w:cstheme="majorBidi" w:eastAsiaTheme="majorEastAsia" w:ascii="Calibri" w:hAnsi="Calibri" w:cs="Calibri"/>
+      <w:color w:val="000000"/>
       <w:sz w:val="28"/>
       <w:szCs w:val="28"/>
     </w:rPr>
@@ -7786,10 +8788,10 @@
       <w:outlineLvl w:val="3"/>
     </w:pPr>
     <w:rPr>
-      <w:rFonts w:cstheme="majorBidi" w:eastAsiaTheme="majorEastAsia"/>
+      <w:rFonts w:cstheme="majorBidi" w:eastAsiaTheme="majorEastAsia" w:ascii="Calibri" w:hAnsi="Calibri" w:cs="Calibri"/>
       <w:i/>
       <w:iCs/>
-      <w:color w:themeColor="accent1" w:themeShade="BF" w:val="0F4761"/>
+      <w:color w:val="000000"/>
     </w:rPr>
   </w:style>
   <w:style w:styleId="Heading5" w:type="paragraph">
@@ -7809,8 +8811,8 @@
       <w:outlineLvl w:val="4"/>
     </w:pPr>
     <w:rPr>
-      <w:rFonts w:cstheme="majorBidi" w:eastAsiaTheme="majorEastAsia"/>
-      <w:color w:themeColor="accent1" w:themeShade="BF" w:val="0F4761"/>
+      <w:rFonts w:cstheme="majorBidi" w:eastAsiaTheme="majorEastAsia" w:ascii="Calibri" w:hAnsi="Calibri" w:cs="Calibri"/>
+      <w:color w:val="000000"/>
     </w:rPr>
   </w:style>
   <w:style w:styleId="Heading6" w:type="paragraph">
@@ -7830,10 +8832,10 @@
       <w:outlineLvl w:val="5"/>
     </w:pPr>
     <w:rPr>
-      <w:rFonts w:cstheme="majorBidi" w:eastAsiaTheme="majorEastAsia"/>
+      <w:rFonts w:cstheme="majorBidi" w:eastAsiaTheme="majorEastAsia" w:ascii="Calibri" w:hAnsi="Calibri" w:cs="Calibri"/>
       <w:i/>
       <w:iCs/>
-      <w:color w:themeColor="text1" w:themeTint="A6" w:val="595959"/>
+      <w:color w:val="000000"/>
     </w:rPr>
   </w:style>
   <w:style w:styleId="Heading7" w:type="paragraph">
@@ -7853,7 +8855,7 @@
       <w:outlineLvl w:val="6"/>
     </w:pPr>
     <w:rPr>
-      <w:rFonts w:cstheme="majorBidi" w:eastAsiaTheme="majorEastAsia"/>
+      <w:rFonts w:cstheme="majorBidi" w:eastAsiaTheme="majorEastAsia" w:ascii="Calibri" w:hAnsi="Calibri" w:cs="Calibri"/>
       <w:color w:themeColor="text1" w:themeTint="A6" w:val="595959"/>
     </w:rPr>
   </w:style>
@@ -7874,7 +8876,7 @@
       <w:outlineLvl w:val="7"/>
     </w:pPr>
     <w:rPr>
-      <w:rFonts w:cstheme="majorBidi" w:eastAsiaTheme="majorEastAsia"/>
+      <w:rFonts w:cstheme="majorBidi" w:eastAsiaTheme="majorEastAsia" w:ascii="Calibri" w:hAnsi="Calibri" w:cs="Calibri"/>
       <w:i/>
       <w:iCs/>
       <w:color w:themeColor="text1" w:themeTint="D8" w:val="272727"/>
@@ -7897,7 +8899,7 @@
       <w:outlineLvl w:val="8"/>
     </w:pPr>
     <w:rPr>
-      <w:rFonts w:cstheme="majorBidi" w:eastAsiaTheme="majorEastAsia"/>
+      <w:rFonts w:cstheme="majorBidi" w:eastAsiaTheme="majorEastAsia" w:ascii="Calibri" w:hAnsi="Calibri" w:cs="Calibri"/>
       <w:color w:themeColor="text1" w:themeTint="D8" w:val="272727"/>
     </w:rPr>
   </w:style>
@@ -7908,7 +8910,7 @@
     <w:uiPriority w:val="9"/>
     <w:rsid w:val="00A10FD9"/>
     <w:rPr>
-      <w:rFonts w:asciiTheme="majorHAnsi" w:cstheme="majorBidi" w:eastAsiaTheme="majorEastAsia" w:hAnsiTheme="majorHAnsi"/>
+      <w:rFonts w:asciiTheme="majorHAnsi" w:cstheme="majorBidi" w:eastAsiaTheme="majorEastAsia" w:hAnsiTheme="majorHAnsi" w:ascii="Calibri" w:hAnsi="Calibri" w:cs="Calibri"/>
       <w:color w:themeColor="accent1" w:themeShade="BF" w:val="0F4761"/>
       <w:sz w:val="40"/>
       <w:szCs w:val="40"/>
@@ -7922,7 +8924,7 @@
     <w:semiHidden/>
     <w:rsid w:val="00A10FD9"/>
     <w:rPr>
-      <w:rFonts w:asciiTheme="majorHAnsi" w:cstheme="majorBidi" w:eastAsiaTheme="majorEastAsia" w:hAnsiTheme="majorHAnsi"/>
+      <w:rFonts w:asciiTheme="majorHAnsi" w:cstheme="majorBidi" w:eastAsiaTheme="majorEastAsia" w:hAnsiTheme="majorHAnsi" w:ascii="Calibri" w:hAnsi="Calibri" w:cs="Calibri"/>
       <w:color w:themeColor="accent1" w:themeShade="BF" w:val="0F4761"/>
       <w:sz w:val="32"/>
       <w:szCs w:val="32"/>
@@ -7936,7 +8938,7 @@
     <w:semiHidden/>
     <w:rsid w:val="00A10FD9"/>
     <w:rPr>
-      <w:rFonts w:cstheme="majorBidi" w:eastAsiaTheme="majorEastAsia"/>
+      <w:rFonts w:cstheme="majorBidi" w:eastAsiaTheme="majorEastAsia" w:ascii="Calibri" w:hAnsi="Calibri" w:cs="Calibri"/>
       <w:color w:themeColor="accent1" w:themeShade="BF" w:val="0F4761"/>
       <w:sz w:val="28"/>
       <w:szCs w:val="28"/>
@@ -7950,7 +8952,7 @@
     <w:semiHidden/>
     <w:rsid w:val="00A10FD9"/>
     <w:rPr>
-      <w:rFonts w:cstheme="majorBidi" w:eastAsiaTheme="majorEastAsia"/>
+      <w:rFonts w:cstheme="majorBidi" w:eastAsiaTheme="majorEastAsia" w:ascii="Calibri" w:hAnsi="Calibri" w:cs="Calibri"/>
       <w:i/>
       <w:iCs/>
       <w:color w:themeColor="accent1" w:themeShade="BF" w:val="0F4761"/>
@@ -7964,7 +8966,7 @@
     <w:semiHidden/>
     <w:rsid w:val="00A10FD9"/>
     <w:rPr>
-      <w:rFonts w:cstheme="majorBidi" w:eastAsiaTheme="majorEastAsia"/>
+      <w:rFonts w:cstheme="majorBidi" w:eastAsiaTheme="majorEastAsia" w:ascii="Calibri" w:hAnsi="Calibri" w:cs="Calibri"/>
       <w:color w:themeColor="accent1" w:themeShade="BF" w:val="0F4761"/>
     </w:rPr>
   </w:style>
@@ -7976,7 +8978,7 @@
     <w:semiHidden/>
     <w:rsid w:val="00A10FD9"/>
     <w:rPr>
-      <w:rFonts w:cstheme="majorBidi" w:eastAsiaTheme="majorEastAsia"/>
+      <w:rFonts w:cstheme="majorBidi" w:eastAsiaTheme="majorEastAsia" w:ascii="Calibri" w:hAnsi="Calibri" w:cs="Calibri"/>
       <w:i/>
       <w:iCs/>
       <w:color w:themeColor="text1" w:themeTint="A6" w:val="595959"/>
@@ -7990,7 +8992,7 @@
     <w:semiHidden/>
     <w:rsid w:val="00A10FD9"/>
     <w:rPr>
-      <w:rFonts w:cstheme="majorBidi" w:eastAsiaTheme="majorEastAsia"/>
+      <w:rFonts w:cstheme="majorBidi" w:eastAsiaTheme="majorEastAsia" w:ascii="Calibri" w:hAnsi="Calibri" w:cs="Calibri"/>
       <w:color w:themeColor="text1" w:themeTint="A6" w:val="595959"/>
     </w:rPr>
   </w:style>
@@ -8002,7 +9004,7 @@
     <w:semiHidden/>
     <w:rsid w:val="00A10FD9"/>
     <w:rPr>
-      <w:rFonts w:cstheme="majorBidi" w:eastAsiaTheme="majorEastAsia"/>
+      <w:rFonts w:cstheme="majorBidi" w:eastAsiaTheme="majorEastAsia" w:ascii="Calibri" w:hAnsi="Calibri" w:cs="Calibri"/>
       <w:i/>
       <w:iCs/>
       <w:color w:themeColor="text1" w:themeTint="D8" w:val="272727"/>
@@ -8016,7 +9018,7 @@
     <w:semiHidden/>
     <w:rsid w:val="00A10FD9"/>
     <w:rPr>
-      <w:rFonts w:cstheme="majorBidi" w:eastAsiaTheme="majorEastAsia"/>
+      <w:rFonts w:cstheme="majorBidi" w:eastAsiaTheme="majorEastAsia" w:ascii="Calibri" w:hAnsi="Calibri" w:cs="Calibri"/>
       <w:color w:themeColor="text1" w:themeTint="D8" w:val="272727"/>
     </w:rPr>
   </w:style>
@@ -8031,6 +9033,9 @@
       <w:spacing w:after="100" w:before="100"/>
       <w:ind w:firstLine="0" w:left="480" w:right="480"/>
     </w:pPr>
+    <w:rPr>
+      <w:rFonts w:ascii="Calibri" w:hAnsi="Calibri" w:cs="Calibri"/>
+    </w:rPr>
   </w:style>
   <w:style w:styleId="FootnoteText" w:type="paragraph">
     <w:name w:val="Footnote Text"/>
@@ -8039,6 +9044,9 @@
     <w:uiPriority w:val="9"/>
     <w:unhideWhenUsed/>
     <w:qFormat/>
+    <w:rPr>
+      <w:rFonts w:ascii="Calibri" w:hAnsi="Calibri" w:cs="Calibri"/>
+    </w:rPr>
   </w:style>
   <w:style w:styleId="FootnoteBlockText" w:type="paragraph">
     <w:name w:val="Footnote Block Text"/>
@@ -8051,11 +9059,17 @@
       <w:spacing w:after="100" w:before="100"/>
       <w:ind w:firstLine="0" w:left="480" w:right="480"/>
     </w:pPr>
+    <w:rPr>
+      <w:rFonts w:ascii="Calibri" w:hAnsi="Calibri" w:cs="Calibri"/>
+    </w:rPr>
   </w:style>
   <w:style w:default="1" w:styleId="DefaultParagraphFont" w:type="character">
     <w:name w:val="Default Paragraph Font"/>
     <w:semiHidden/>
     <w:unhideWhenUsed/>
+    <w:rPr>
+      <w:rFonts w:ascii="Calibri" w:hAnsi="Calibri" w:cs="Calibri"/>
+    </w:rPr>
   </w:style>
   <w:style w:default="1" w:styleId="Table" w:type="table">
     <w:name w:val="Table"/>
@@ -8063,6 +9077,9 @@
     <w:semiHidden/>
     <w:unhideWhenUsed/>
     <w:qFormat/>
+    <w:rPr>
+      <w:rFonts w:ascii="Calibri" w:hAnsi="Calibri" w:cs="Calibri"/>
+    </w:rPr>
     <w:tblPr>
       <w:tblInd w:type="dxa" w:w="0"/>
       <w:tblCellMar>
@@ -8091,12 +9108,16 @@
       <w:spacing w:after="0"/>
     </w:pPr>
     <w:rPr>
+      <w:rFonts w:ascii="Calibri" w:hAnsi="Calibri" w:cs="Calibri"/>
       <w:b/>
     </w:rPr>
   </w:style>
   <w:style w:customStyle="1" w:styleId="Definition" w:type="paragraph">
     <w:name w:val="Definition"/>
     <w:basedOn w:val="Normal"/>
+    <w:rPr>
+      <w:rFonts w:ascii="Calibri" w:hAnsi="Calibri" w:cs="Calibri"/>
+    </w:rPr>
   </w:style>
   <w:style w:styleId="Caption" w:type="paragraph">
     <w:name w:val="Caption"/>
@@ -8106,6 +9127,7 @@
       <w:spacing w:after="120" w:before="0"/>
     </w:pPr>
     <w:rPr>
+      <w:rFonts w:ascii="Calibri" w:hAnsi="Calibri" w:cs="Calibri"/>
       <w:i/>
     </w:rPr>
   </w:style>
@@ -8114,44 +9136,77 @@
     <w:basedOn w:val="Caption"/>
     <w:pPr>
       <w:keepNext/>
+      <w:spacing w:line="240" w:lineRule="auto"/>
+      <w:ind w:firstLine="0"/>
     </w:pPr>
+    <w:rPr>
+      <w:rFonts w:ascii="Calibri" w:hAnsi="Calibri" w:cs="Calibri"/>
+    </w:rPr>
   </w:style>
   <w:style w:customStyle="1" w:styleId="ImageCaption" w:type="paragraph">
     <w:name w:val="Image Caption"/>
     <w:basedOn w:val="Caption"/>
+    <w:pPr>
+      <w:spacing w:line="240" w:lineRule="auto"/>
+      <w:ind w:firstLine="0"/>
+    </w:pPr>
+    <w:rPr>
+      <w:rFonts w:ascii="Calibri" w:hAnsi="Calibri" w:cs="Calibri"/>
+    </w:rPr>
   </w:style>
   <w:style w:customStyle="1" w:styleId="Figure" w:type="paragraph">
     <w:name w:val="Figure"/>
     <w:basedOn w:val="Normal"/>
+    <w:pPr>
+      <w:spacing w:line="240" w:lineRule="auto"/>
+      <w:ind w:firstLine="0"/>
+      <w:jc w:val="center"/>
+    </w:pPr>
+    <w:rPr>
+      <w:rFonts w:ascii="Calibri" w:hAnsi="Calibri" w:cs="Calibri"/>
+    </w:rPr>
   </w:style>
   <w:style w:customStyle="1" w:styleId="CaptionedFigure" w:type="paragraph">
     <w:name w:val="Captioned Figure"/>
     <w:basedOn w:val="Figure"/>
     <w:pPr>
       <w:keepNext/>
+      <w:spacing w:line="240" w:lineRule="auto"/>
+      <w:ind w:firstLine="0"/>
+      <w:jc w:val="center"/>
     </w:pPr>
+    <w:rPr>
+      <w:rFonts w:ascii="Calibri" w:hAnsi="Calibri" w:cs="Calibri"/>
+    </w:rPr>
   </w:style>
   <w:style w:customStyle="1" w:styleId="BodyTextChar" w:type="character">
     <w:name w:val="Body Text Char"/>
     <w:basedOn w:val="DefaultParagraphFont"/>
     <w:link w:val="BodyText"/>
+    <w:rPr>
+      <w:rFonts w:ascii="Calibri" w:hAnsi="Calibri" w:cs="Calibri"/>
+    </w:rPr>
   </w:style>
   <w:style w:customStyle="1" w:styleId="VerbatimChar" w:type="character">
     <w:name w:val="Verbatim Char"/>
     <w:basedOn w:val="BodyTextChar"/>
     <w:rPr>
-      <w:rFonts w:ascii="Consolas" w:hAnsi="Consolas"/>
-      <w:sz w:val="22"/>
+      <w:rFonts w:ascii="Consolas" w:hAnsi="Consolas" w:cs="Consolas"/>
+      <w:sz w:val="19"/>
     </w:rPr>
   </w:style>
   <w:style w:customStyle="1" w:styleId="SectionNumber" w:type="character">
     <w:name w:val="Section Number"/>
     <w:basedOn w:val="BodyTextChar"/>
+    <w:rPr>
+      <w:rFonts w:ascii="Calibri" w:hAnsi="Calibri" w:cs="Calibri"/>
+    </w:rPr>
   </w:style>
   <w:style w:styleId="FootnoteReference" w:type="character">
     <w:name w:val="Footnote Reference"/>
     <w:basedOn w:val="BodyTextChar"/>
     <w:rPr>
+      <w:rFonts w:ascii="Calibri" w:hAnsi="Calibri" w:cs="Calibri"/>
       <w:vertAlign w:val="superscript"/>
     </w:rPr>
   </w:style>
@@ -8159,6 +9214,7 @@
     <w:name w:val="Hyperlink"/>
     <w:basedOn w:val="BodyTextChar"/>
     <w:rPr>
+      <w:rFonts w:ascii="Calibri" w:hAnsi="Calibri" w:cs="Calibri"/>
       <w:color w:themeColor="accent1" w:val="4F81BD"/>
     </w:rPr>
   </w:style>
@@ -8174,7 +9230,7 @@
       <w:outlineLvl w:val="9"/>
     </w:pPr>
     <w:rPr>
-      <w:rFonts w:asciiTheme="majorHAnsi" w:cstheme="majorBidi" w:eastAsiaTheme="majorEastAsia" w:hAnsiTheme="majorHAnsi"/>
+      <w:rFonts w:asciiTheme="majorHAnsi" w:cstheme="majorBidi" w:eastAsiaTheme="majorEastAsia" w:hAnsiTheme="majorHAnsi" w:ascii="Calibri" w:hAnsi="Calibri" w:cs="Calibri"/>
       <w:b w:val="0"/>
       <w:bCs w:val="0"/>
       <w:color w:themeColor="accent1" w:themeShade="BF" w:val="365F91"/>
@@ -8186,12 +9242,19 @@
     <w:link w:val="VerbatimChar"/>
     <w:pPr>
       <w:wordWrap w:val="off"/>
+      <w:spacing w:line="240" w:lineRule="auto"/>
+      <w:ind w:firstLine="0"/>
     </w:pPr>
+    <w:rPr>
+      <w:rFonts w:ascii="Consolas" w:hAnsi="Consolas" w:cs="Consolas"/>
+      <w:sz w:val="19"/>
+    </w:rPr>
   </w:style>
   <w:style w:type="character" w:customStyle="1" w:styleId="KeywordTok">
     <w:name w:val="KeywordTok"/>
     <w:basedOn w:val="VerbatimChar"/>
     <w:rPr>
+      <w:rFonts w:ascii="Calibri" w:hAnsi="Calibri" w:cs="Calibri"/>
       <w:b/>
       <w:color w:val="007020"/>
     </w:rPr>
@@ -8200,6 +9263,7 @@
     <w:name w:val="DataTypeTok"/>
     <w:basedOn w:val="VerbatimChar"/>
     <w:rPr>
+      <w:rFonts w:ascii="Calibri" w:hAnsi="Calibri" w:cs="Calibri"/>
       <w:color w:val="902000"/>
     </w:rPr>
   </w:style>
@@ -8207,6 +9271,7 @@
     <w:name w:val="DecValTok"/>
     <w:basedOn w:val="VerbatimChar"/>
     <w:rPr>
+      <w:rFonts w:ascii="Calibri" w:hAnsi="Calibri" w:cs="Calibri"/>
       <w:color w:val="40a070"/>
     </w:rPr>
   </w:style>
@@ -8214,6 +9279,7 @@
     <w:name w:val="BaseNTok"/>
     <w:basedOn w:val="VerbatimChar"/>
     <w:rPr>
+      <w:rFonts w:ascii="Calibri" w:hAnsi="Calibri" w:cs="Calibri"/>
       <w:color w:val="40a070"/>
     </w:rPr>
   </w:style>
@@ -8221,6 +9287,7 @@
     <w:name w:val="FloatTok"/>
     <w:basedOn w:val="VerbatimChar"/>
     <w:rPr>
+      <w:rFonts w:ascii="Calibri" w:hAnsi="Calibri" w:cs="Calibri"/>
       <w:color w:val="40a070"/>
     </w:rPr>
   </w:style>
@@ -8228,6 +9295,7 @@
     <w:name w:val="ConstantTok"/>
     <w:basedOn w:val="VerbatimChar"/>
     <w:rPr>
+      <w:rFonts w:ascii="Calibri" w:hAnsi="Calibri" w:cs="Calibri"/>
       <w:color w:val="880000"/>
     </w:rPr>
   </w:style>
@@ -8235,6 +9303,7 @@
     <w:name w:val="CharTok"/>
     <w:basedOn w:val="VerbatimChar"/>
     <w:rPr>
+      <w:rFonts w:ascii="Calibri" w:hAnsi="Calibri" w:cs="Calibri"/>
       <w:color w:val="4070a0"/>
     </w:rPr>
   </w:style>
@@ -8242,6 +9311,7 @@
     <w:name w:val="SpecialCharTok"/>
     <w:basedOn w:val="VerbatimChar"/>
     <w:rPr>
+      <w:rFonts w:ascii="Calibri" w:hAnsi="Calibri" w:cs="Calibri"/>
       <w:color w:val="4070a0"/>
     </w:rPr>
   </w:style>
@@ -8249,6 +9319,7 @@
     <w:name w:val="StringTok"/>
     <w:basedOn w:val="VerbatimChar"/>
     <w:rPr>
+      <w:rFonts w:ascii="Calibri" w:hAnsi="Calibri" w:cs="Calibri"/>
       <w:color w:val="4070a0"/>
     </w:rPr>
   </w:style>
@@ -8256,6 +9327,7 @@
     <w:name w:val="VerbatimStringTok"/>
     <w:basedOn w:val="VerbatimChar"/>
     <w:rPr>
+      <w:rFonts w:ascii="Calibri" w:hAnsi="Calibri" w:cs="Calibri"/>
       <w:color w:val="4070a0"/>
     </w:rPr>
   </w:style>
@@ -8263,6 +9335,7 @@
     <w:name w:val="SpecialStringTok"/>
     <w:basedOn w:val="VerbatimChar"/>
     <w:rPr>
+      <w:rFonts w:ascii="Calibri" w:hAnsi="Calibri" w:cs="Calibri"/>
       <w:color w:val="bb6688"/>
     </w:rPr>
   </w:style>
@@ -8270,6 +9343,7 @@
     <w:name w:val="ImportTok"/>
     <w:basedOn w:val="VerbatimChar"/>
     <w:rPr>
+      <w:rFonts w:ascii="Calibri" w:hAnsi="Calibri" w:cs="Calibri"/>
       <w:b/>
       <w:color w:val="008000"/>
     </w:rPr>
@@ -8278,6 +9352,7 @@
     <w:name w:val="CommentTok"/>
     <w:basedOn w:val="VerbatimChar"/>
     <w:rPr>
+      <w:rFonts w:ascii="Calibri" w:hAnsi="Calibri" w:cs="Calibri"/>
       <w:i/>
       <w:color w:val="60a0b0"/>
     </w:rPr>
@@ -8286,6 +9361,7 @@
     <w:name w:val="DocumentationTok"/>
     <w:basedOn w:val="VerbatimChar"/>
     <w:rPr>
+      <w:rFonts w:ascii="Calibri" w:hAnsi="Calibri" w:cs="Calibri"/>
       <w:i/>
       <w:color w:val="ba2121"/>
     </w:rPr>
@@ -8294,6 +9370,7 @@
     <w:name w:val="AnnotationTok"/>
     <w:basedOn w:val="VerbatimChar"/>
     <w:rPr>
+      <w:rFonts w:ascii="Calibri" w:hAnsi="Calibri" w:cs="Calibri"/>
       <w:b/>
       <w:i/>
       <w:color w:val="60a0b0"/>
@@ -8303,6 +9380,7 @@
     <w:name w:val="CommentVarTok"/>
     <w:basedOn w:val="VerbatimChar"/>
     <w:rPr>
+      <w:rFonts w:ascii="Calibri" w:hAnsi="Calibri" w:cs="Calibri"/>
       <w:b/>
       <w:i/>
       <w:color w:val="60a0b0"/>
@@ -8312,6 +9390,7 @@
     <w:name w:val="OtherTok"/>
     <w:basedOn w:val="VerbatimChar"/>
     <w:rPr>
+      <w:rFonts w:ascii="Calibri" w:hAnsi="Calibri" w:cs="Calibri"/>
       <w:color w:val="007020"/>
     </w:rPr>
   </w:style>
@@ -8319,6 +9398,7 @@
     <w:name w:val="FunctionTok"/>
     <w:basedOn w:val="VerbatimChar"/>
     <w:rPr>
+      <w:rFonts w:ascii="Calibri" w:hAnsi="Calibri" w:cs="Calibri"/>
       <w:color w:val="06287e"/>
     </w:rPr>
   </w:style>
@@ -8326,6 +9406,7 @@
     <w:name w:val="VariableTok"/>
     <w:basedOn w:val="VerbatimChar"/>
     <w:rPr>
+      <w:rFonts w:ascii="Calibri" w:hAnsi="Calibri" w:cs="Calibri"/>
       <w:color w:val="19177c"/>
     </w:rPr>
   </w:style>
@@ -8333,6 +9414,7 @@
     <w:name w:val="ControlFlowTok"/>
     <w:basedOn w:val="VerbatimChar"/>
     <w:rPr>
+      <w:rFonts w:ascii="Calibri" w:hAnsi="Calibri" w:cs="Calibri"/>
       <w:b/>
       <w:color w:val="007020"/>
     </w:rPr>
@@ -8341,6 +9423,7 @@
     <w:name w:val="OperatorTok"/>
     <w:basedOn w:val="VerbatimChar"/>
     <w:rPr>
+      <w:rFonts w:ascii="Calibri" w:hAnsi="Calibri" w:cs="Calibri"/>
       <w:color w:val="666666"/>
     </w:rPr>
   </w:style>
@@ -8348,18 +9431,22 @@
     <w:name w:val="BuiltInTok"/>
     <w:basedOn w:val="VerbatimChar"/>
     <w:rPr>
+      <w:rFonts w:ascii="Calibri" w:hAnsi="Calibri" w:cs="Calibri"/>
       <w:color w:val="008000"/>
     </w:rPr>
   </w:style>
   <w:style w:type="character" w:customStyle="1" w:styleId="ExtensionTok">
     <w:name w:val="ExtensionTok"/>
     <w:basedOn w:val="VerbatimChar"/>
-    <w:rPr/>
+    <w:rPr>
+      <w:rFonts w:ascii="Calibri" w:hAnsi="Calibri" w:cs="Calibri"/>
+    </w:rPr>
   </w:style>
   <w:style w:type="character" w:customStyle="1" w:styleId="PreprocessorTok">
     <w:name w:val="PreprocessorTok"/>
     <w:basedOn w:val="VerbatimChar"/>
     <w:rPr>
+      <w:rFonts w:ascii="Calibri" w:hAnsi="Calibri" w:cs="Calibri"/>
       <w:color w:val="bc7a00"/>
     </w:rPr>
   </w:style>
@@ -8367,18 +9454,22 @@
     <w:name w:val="AttributeTok"/>
     <w:basedOn w:val="VerbatimChar"/>
     <w:rPr>
+      <w:rFonts w:ascii="Calibri" w:hAnsi="Calibri" w:cs="Calibri"/>
       <w:color w:val="7d9029"/>
     </w:rPr>
   </w:style>
   <w:style w:type="character" w:customStyle="1" w:styleId="RegionMarkerTok">
     <w:name w:val="RegionMarkerTok"/>
     <w:basedOn w:val="VerbatimChar"/>
-    <w:rPr/>
+    <w:rPr>
+      <w:rFonts w:ascii="Calibri" w:hAnsi="Calibri" w:cs="Calibri"/>
+    </w:rPr>
   </w:style>
   <w:style w:type="character" w:customStyle="1" w:styleId="InformationTok">
     <w:name w:val="InformationTok"/>
     <w:basedOn w:val="VerbatimChar"/>
     <w:rPr>
+      <w:rFonts w:ascii="Calibri" w:hAnsi="Calibri" w:cs="Calibri"/>
       <w:b/>
       <w:i/>
       <w:color w:val="60a0b0"/>
@@ -8388,6 +9479,7 @@
     <w:name w:val="WarningTok"/>
     <w:basedOn w:val="VerbatimChar"/>
     <w:rPr>
+      <w:rFonts w:ascii="Calibri" w:hAnsi="Calibri" w:cs="Calibri"/>
       <w:b/>
       <w:i/>
       <w:color w:val="60a0b0"/>
@@ -8397,6 +9489,7 @@
     <w:name w:val="AlertTok"/>
     <w:basedOn w:val="VerbatimChar"/>
     <w:rPr>
+      <w:rFonts w:ascii="Calibri" w:hAnsi="Calibri" w:cs="Calibri"/>
       <w:b/>
       <w:color w:val="ff0000"/>
     </w:rPr>
@@ -8405,6 +9498,7 @@
     <w:name w:val="ErrorTok"/>
     <w:basedOn w:val="VerbatimChar"/>
     <w:rPr>
+      <w:rFonts w:ascii="Calibri" w:hAnsi="Calibri" w:cs="Calibri"/>
       <w:b/>
       <w:color w:val="ff0000"/>
     </w:rPr>
@@ -8412,7 +9506,9 @@
   <w:style w:type="character" w:customStyle="1" w:styleId="NormalTok">
     <w:name w:val="NormalTok"/>
     <w:basedOn w:val="VerbatimChar"/>
-    <w:rPr/>
+    <w:rPr>
+      <w:rFonts w:ascii="Calibri" w:hAnsi="Calibri" w:cs="Calibri"/>
+    </w:rPr>
   </w:style>
 </w:styles>
 </file>
